--- a/05_PRUEBAS/03_CATALOGO_DE_CASOS_DE_PRUEBA.docx
+++ b/05_PRUEBAS/03_CATALOGO_DE_CASOS_DE_PRUEBA.docx
@@ -514,7 +514,7 @@
         <w:noBreakHyphen/>
         <w:t xml:space="preserve">040 (funcionales; detalle de ejecución en </w:t>
       </w:r>
-      <w:hyperlink w:history="1" r:id="rIdkdxdgahbeen9qaw73cr1m">
+      <w:hyperlink w:history="1" r:id="rIdq2g2fnrbgvdgzgchedr9p">
         <w:r>
           <w:rPr>
             <w:color w:val="1D4ED8"/>
@@ -568,7 +568,7 @@
         <w:noBreakHyphen/>
         <w:t xml:space="preserve">212 seguridad (detalle en </w:t>
       </w:r>
-      <w:hyperlink w:history="1" r:id="rIdclmhzlnggkedidb4i8ynq">
+      <w:hyperlink w:history="1" r:id="rIdya3ce50jsblqnewu_wcaz">
         <w:r>
           <w:rPr>
             <w:color w:val="1D4ED8"/>
@@ -588,7 +588,7 @@
       <w:r>
         <w:t xml:space="preserve">Reglas de estado: ver </w:t>
       </w:r>
-      <w:hyperlink w:history="1" r:id="rId3d2c-xm9dcpv5-ypod-y1">
+      <w:hyperlink w:history="1" r:id="rIdnozbtbtkpmqseqwsd6yzp">
         <w:r>
           <w:rPr>
             <w:color w:val="1D4ED8"/>
@@ -624,7 +624,7 @@
       <w:r>
         <w:t xml:space="preserve"> 51/51; evidencia en </w:t>
       </w:r>
-      <w:hyperlink w:history="1" r:id="rIdbfkgvizwmemuqdlbi_pv1">
+      <w:hyperlink w:history="1" r:id="rIdvuw6ridms2m1nsyqpcuma">
         <w:r>
           <w:rPr>
             <w:color w:val="1D4ED8"/>
@@ -636,7 +636,7 @@
       <w:r>
         <w:t xml:space="preserve">). "Evidencia histórica" = </w:t>
       </w:r>
-      <w:hyperlink w:history="1" r:id="rId8pwnayxn3sliuw4rit6ff">
+      <w:hyperlink w:history="1" r:id="rId7ukfdxtic8okopuzlzs15">
         <w:r>
           <w:rPr>
             <w:rFonts w:ascii="Consolas" w:cs="Consolas" w:eastAsia="Consolas" w:hAnsi="Consolas"/>
@@ -696,10 +696,10 @@
         <w:tblLayout w:type="fixed"/>
       </w:tblPr>
       <w:tblGrid>
-        <w:gridCol w:w="2058"/>
-        <w:gridCol w:w="2007"/>
-        <w:gridCol w:w="4827"/>
-        <w:gridCol w:w="4068"/>
+        <w:gridCol w:w="2043"/>
+        <w:gridCol w:w="1984"/>
+        <w:gridCol w:w="4748"/>
+        <w:gridCol w:w="4185"/>
       </w:tblGrid>
       <w:tr>
         <w:trPr>
@@ -707,7 +707,7 @@
         </w:trPr>
         <w:tc>
           <w:tcPr>
-            <w:tcW w:type="dxa" w:w="2058"/>
+            <w:tcW w:type="dxa" w:w="2043"/>
             <w:tcBorders>
               <w:top w:val="single" w:color="CBD5E1" w:sz="4"/>
               <w:left w:val="single" w:color="CBD5E1" w:sz="4"/>
@@ -737,7 +737,7 @@
         </w:tc>
         <w:tc>
           <w:tcPr>
-            <w:tcW w:type="dxa" w:w="2007"/>
+            <w:tcW w:type="dxa" w:w="1984"/>
             <w:tcBorders>
               <w:top w:val="single" w:color="CBD5E1" w:sz="4"/>
               <w:left w:val="single" w:color="CBD5E1" w:sz="4"/>
@@ -767,7 +767,7 @@
         </w:tc>
         <w:tc>
           <w:tcPr>
-            <w:tcW w:type="dxa" w:w="4827"/>
+            <w:tcW w:type="dxa" w:w="4748"/>
             <w:tcBorders>
               <w:top w:val="single" w:color="CBD5E1" w:sz="4"/>
               <w:left w:val="single" w:color="CBD5E1" w:sz="4"/>
@@ -797,7 +797,7 @@
         </w:tc>
         <w:tc>
           <w:tcPr>
-            <w:tcW w:type="dxa" w:w="4068"/>
+            <w:tcW w:type="dxa" w:w="4185"/>
             <w:tcBorders>
               <w:top w:val="single" w:color="CBD5E1" w:sz="4"/>
               <w:left w:val="single" w:color="CBD5E1" w:sz="4"/>
@@ -829,7 +829,7 @@
       <w:tr>
         <w:tc>
           <w:tcPr>
-            <w:tcW w:type="dxa" w:w="2058"/>
+            <w:tcW w:type="dxa" w:w="2043"/>
             <w:tcBorders>
               <w:top w:val="single" w:color="CBD5E1" w:sz="4"/>
               <w:left w:val="single" w:color="CBD5E1" w:sz="4"/>
@@ -858,7 +858,7 @@
         </w:tc>
         <w:tc>
           <w:tcPr>
-            <w:tcW w:type="dxa" w:w="2007"/>
+            <w:tcW w:type="dxa" w:w="1984"/>
             <w:tcBorders>
               <w:top w:val="single" w:color="CBD5E1" w:sz="4"/>
               <w:left w:val="single" w:color="CBD5E1" w:sz="4"/>
@@ -889,7 +889,7 @@
         </w:tc>
         <w:tc>
           <w:tcPr>
-            <w:tcW w:type="dxa" w:w="4827"/>
+            <w:tcW w:type="dxa" w:w="4748"/>
             <w:tcBorders>
               <w:top w:val="single" w:color="CBD5E1" w:sz="4"/>
               <w:left w:val="single" w:color="CBD5E1" w:sz="4"/>
@@ -916,7 +916,7 @@
         </w:tc>
         <w:tc>
           <w:tcPr>
-            <w:tcW w:type="dxa" w:w="4068"/>
+            <w:tcW w:type="dxa" w:w="4185"/>
             <w:tcBorders>
               <w:top w:val="single" w:color="CBD5E1" w:sz="4"/>
               <w:left w:val="single" w:color="CBD5E1" w:sz="4"/>
@@ -945,7 +945,7 @@
       <w:tr>
         <w:tc>
           <w:tcPr>
-            <w:tcW w:type="dxa" w:w="2058"/>
+            <w:tcW w:type="dxa" w:w="2043"/>
             <w:tcBorders>
               <w:top w:val="single" w:color="CBD5E1" w:sz="4"/>
               <w:left w:val="single" w:color="CBD5E1" w:sz="4"/>
@@ -974,7 +974,7 @@
         </w:tc>
         <w:tc>
           <w:tcPr>
-            <w:tcW w:type="dxa" w:w="2007"/>
+            <w:tcW w:type="dxa" w:w="1984"/>
             <w:tcBorders>
               <w:top w:val="single" w:color="CBD5E1" w:sz="4"/>
               <w:left w:val="single" w:color="CBD5E1" w:sz="4"/>
@@ -1005,7 +1005,7 @@
         </w:tc>
         <w:tc>
           <w:tcPr>
-            <w:tcW w:type="dxa" w:w="4827"/>
+            <w:tcW w:type="dxa" w:w="4748"/>
             <w:tcBorders>
               <w:top w:val="single" w:color="CBD5E1" w:sz="4"/>
               <w:left w:val="single" w:color="CBD5E1" w:sz="4"/>
@@ -1032,7 +1032,7 @@
         </w:tc>
         <w:tc>
           <w:tcPr>
-            <w:tcW w:type="dxa" w:w="4068"/>
+            <w:tcW w:type="dxa" w:w="4185"/>
             <w:tcBorders>
               <w:top w:val="single" w:color="CBD5E1" w:sz="4"/>
               <w:left w:val="single" w:color="CBD5E1" w:sz="4"/>
@@ -1061,7 +1061,7 @@
       <w:tr>
         <w:tc>
           <w:tcPr>
-            <w:tcW w:type="dxa" w:w="2058"/>
+            <w:tcW w:type="dxa" w:w="2043"/>
             <w:tcBorders>
               <w:top w:val="single" w:color="CBD5E1" w:sz="4"/>
               <w:left w:val="single" w:color="CBD5E1" w:sz="4"/>
@@ -1090,7 +1090,7 @@
         </w:tc>
         <w:tc>
           <w:tcPr>
-            <w:tcW w:type="dxa" w:w="2007"/>
+            <w:tcW w:type="dxa" w:w="1984"/>
             <w:tcBorders>
               <w:top w:val="single" w:color="CBD5E1" w:sz="4"/>
               <w:left w:val="single" w:color="CBD5E1" w:sz="4"/>
@@ -1121,7 +1121,7 @@
         </w:tc>
         <w:tc>
           <w:tcPr>
-            <w:tcW w:type="dxa" w:w="4827"/>
+            <w:tcW w:type="dxa" w:w="4748"/>
             <w:tcBorders>
               <w:top w:val="single" w:color="CBD5E1" w:sz="4"/>
               <w:left w:val="single" w:color="CBD5E1" w:sz="4"/>
@@ -1148,7 +1148,7 @@
         </w:tc>
         <w:tc>
           <w:tcPr>
-            <w:tcW w:type="dxa" w:w="4068"/>
+            <w:tcW w:type="dxa" w:w="4185"/>
             <w:tcBorders>
               <w:top w:val="single" w:color="CBD5E1" w:sz="4"/>
               <w:left w:val="single" w:color="CBD5E1" w:sz="4"/>
@@ -1177,7 +1177,7 @@
       <w:tr>
         <w:tc>
           <w:tcPr>
-            <w:tcW w:type="dxa" w:w="2058"/>
+            <w:tcW w:type="dxa" w:w="2043"/>
             <w:tcBorders>
               <w:top w:val="single" w:color="CBD5E1" w:sz="4"/>
               <w:left w:val="single" w:color="CBD5E1" w:sz="4"/>
@@ -1206,7 +1206,7 @@
         </w:tc>
         <w:tc>
           <w:tcPr>
-            <w:tcW w:type="dxa" w:w="2007"/>
+            <w:tcW w:type="dxa" w:w="1984"/>
             <w:tcBorders>
               <w:top w:val="single" w:color="CBD5E1" w:sz="4"/>
               <w:left w:val="single" w:color="CBD5E1" w:sz="4"/>
@@ -1237,7 +1237,7 @@
         </w:tc>
         <w:tc>
           <w:tcPr>
-            <w:tcW w:type="dxa" w:w="4827"/>
+            <w:tcW w:type="dxa" w:w="4748"/>
             <w:tcBorders>
               <w:top w:val="single" w:color="CBD5E1" w:sz="4"/>
               <w:left w:val="single" w:color="CBD5E1" w:sz="4"/>
@@ -1264,7 +1264,7 @@
         </w:tc>
         <w:tc>
           <w:tcPr>
-            <w:tcW w:type="dxa" w:w="4068"/>
+            <w:tcW w:type="dxa" w:w="4185"/>
             <w:tcBorders>
               <w:top w:val="single" w:color="CBD5E1" w:sz="4"/>
               <w:left w:val="single" w:color="CBD5E1" w:sz="4"/>
@@ -1293,7 +1293,7 @@
       <w:tr>
         <w:tc>
           <w:tcPr>
-            <w:tcW w:type="dxa" w:w="2058"/>
+            <w:tcW w:type="dxa" w:w="2043"/>
             <w:tcBorders>
               <w:top w:val="single" w:color="CBD5E1" w:sz="4"/>
               <w:left w:val="single" w:color="CBD5E1" w:sz="4"/>
@@ -1322,7 +1322,7 @@
         </w:tc>
         <w:tc>
           <w:tcPr>
-            <w:tcW w:type="dxa" w:w="2007"/>
+            <w:tcW w:type="dxa" w:w="1984"/>
             <w:tcBorders>
               <w:top w:val="single" w:color="CBD5E1" w:sz="4"/>
               <w:left w:val="single" w:color="CBD5E1" w:sz="4"/>
@@ -1353,7 +1353,7 @@
         </w:tc>
         <w:tc>
           <w:tcPr>
-            <w:tcW w:type="dxa" w:w="4827"/>
+            <w:tcW w:type="dxa" w:w="4748"/>
             <w:tcBorders>
               <w:top w:val="single" w:color="CBD5E1" w:sz="4"/>
               <w:left w:val="single" w:color="CBD5E1" w:sz="4"/>
@@ -1380,7 +1380,7 @@
         </w:tc>
         <w:tc>
           <w:tcPr>
-            <w:tcW w:type="dxa" w:w="4068"/>
+            <w:tcW w:type="dxa" w:w="4185"/>
             <w:tcBorders>
               <w:top w:val="single" w:color="CBD5E1" w:sz="4"/>
               <w:left w:val="single" w:color="CBD5E1" w:sz="4"/>
@@ -1409,7 +1409,7 @@
       <w:tr>
         <w:tc>
           <w:tcPr>
-            <w:tcW w:type="dxa" w:w="2058"/>
+            <w:tcW w:type="dxa" w:w="2043"/>
             <w:tcBorders>
               <w:top w:val="single" w:color="CBD5E1" w:sz="4"/>
               <w:left w:val="single" w:color="CBD5E1" w:sz="4"/>
@@ -1438,7 +1438,7 @@
         </w:tc>
         <w:tc>
           <w:tcPr>
-            <w:tcW w:type="dxa" w:w="2007"/>
+            <w:tcW w:type="dxa" w:w="1984"/>
             <w:tcBorders>
               <w:top w:val="single" w:color="CBD5E1" w:sz="4"/>
               <w:left w:val="single" w:color="CBD5E1" w:sz="4"/>
@@ -1469,7 +1469,7 @@
         </w:tc>
         <w:tc>
           <w:tcPr>
-            <w:tcW w:type="dxa" w:w="4827"/>
+            <w:tcW w:type="dxa" w:w="4748"/>
             <w:tcBorders>
               <w:top w:val="single" w:color="CBD5E1" w:sz="4"/>
               <w:left w:val="single" w:color="CBD5E1" w:sz="4"/>
@@ -1496,7 +1496,7 @@
         </w:tc>
         <w:tc>
           <w:tcPr>
-            <w:tcW w:type="dxa" w:w="4068"/>
+            <w:tcW w:type="dxa" w:w="4185"/>
             <w:tcBorders>
               <w:top w:val="single" w:color="CBD5E1" w:sz="4"/>
               <w:left w:val="single" w:color="CBD5E1" w:sz="4"/>
@@ -1525,7 +1525,7 @@
       <w:tr>
         <w:tc>
           <w:tcPr>
-            <w:tcW w:type="dxa" w:w="2058"/>
+            <w:tcW w:type="dxa" w:w="2043"/>
             <w:tcBorders>
               <w:top w:val="single" w:color="CBD5E1" w:sz="4"/>
               <w:left w:val="single" w:color="CBD5E1" w:sz="4"/>
@@ -1554,7 +1554,7 @@
         </w:tc>
         <w:tc>
           <w:tcPr>
-            <w:tcW w:type="dxa" w:w="2007"/>
+            <w:tcW w:type="dxa" w:w="1984"/>
             <w:tcBorders>
               <w:top w:val="single" w:color="CBD5E1" w:sz="4"/>
               <w:left w:val="single" w:color="CBD5E1" w:sz="4"/>
@@ -1585,7 +1585,7 @@
         </w:tc>
         <w:tc>
           <w:tcPr>
-            <w:tcW w:type="dxa" w:w="4827"/>
+            <w:tcW w:type="dxa" w:w="4748"/>
             <w:tcBorders>
               <w:top w:val="single" w:color="CBD5E1" w:sz="4"/>
               <w:left w:val="single" w:color="CBD5E1" w:sz="4"/>
@@ -1612,7 +1612,7 @@
         </w:tc>
         <w:tc>
           <w:tcPr>
-            <w:tcW w:type="dxa" w:w="4068"/>
+            <w:tcW w:type="dxa" w:w="4185"/>
             <w:tcBorders>
               <w:top w:val="single" w:color="CBD5E1" w:sz="4"/>
               <w:left w:val="single" w:color="CBD5E1" w:sz="4"/>
@@ -1641,7 +1641,7 @@
       <w:tr>
         <w:tc>
           <w:tcPr>
-            <w:tcW w:type="dxa" w:w="2058"/>
+            <w:tcW w:type="dxa" w:w="2043"/>
             <w:tcBorders>
               <w:top w:val="single" w:color="CBD5E1" w:sz="4"/>
               <w:left w:val="single" w:color="CBD5E1" w:sz="4"/>
@@ -1670,7 +1670,7 @@
         </w:tc>
         <w:tc>
           <w:tcPr>
-            <w:tcW w:type="dxa" w:w="2007"/>
+            <w:tcW w:type="dxa" w:w="1984"/>
             <w:tcBorders>
               <w:top w:val="single" w:color="CBD5E1" w:sz="4"/>
               <w:left w:val="single" w:color="CBD5E1" w:sz="4"/>
@@ -1701,7 +1701,7 @@
         </w:tc>
         <w:tc>
           <w:tcPr>
-            <w:tcW w:type="dxa" w:w="4827"/>
+            <w:tcW w:type="dxa" w:w="4748"/>
             <w:tcBorders>
               <w:top w:val="single" w:color="CBD5E1" w:sz="4"/>
               <w:left w:val="single" w:color="CBD5E1" w:sz="4"/>
@@ -1728,7 +1728,7 @@
         </w:tc>
         <w:tc>
           <w:tcPr>
-            <w:tcW w:type="dxa" w:w="4068"/>
+            <w:tcW w:type="dxa" w:w="4185"/>
             <w:tcBorders>
               <w:top w:val="single" w:color="CBD5E1" w:sz="4"/>
               <w:left w:val="single" w:color="CBD5E1" w:sz="4"/>
@@ -1757,7 +1757,7 @@
       <w:tr>
         <w:tc>
           <w:tcPr>
-            <w:tcW w:type="dxa" w:w="2058"/>
+            <w:tcW w:type="dxa" w:w="2043"/>
             <w:tcBorders>
               <w:top w:val="single" w:color="CBD5E1" w:sz="4"/>
               <w:left w:val="single" w:color="CBD5E1" w:sz="4"/>
@@ -1786,7 +1786,7 @@
         </w:tc>
         <w:tc>
           <w:tcPr>
-            <w:tcW w:type="dxa" w:w="2007"/>
+            <w:tcW w:type="dxa" w:w="1984"/>
             <w:tcBorders>
               <w:top w:val="single" w:color="CBD5E1" w:sz="4"/>
               <w:left w:val="single" w:color="CBD5E1" w:sz="4"/>
@@ -1817,7 +1817,7 @@
         </w:tc>
         <w:tc>
           <w:tcPr>
-            <w:tcW w:type="dxa" w:w="4827"/>
+            <w:tcW w:type="dxa" w:w="4748"/>
             <w:tcBorders>
               <w:top w:val="single" w:color="CBD5E1" w:sz="4"/>
               <w:left w:val="single" w:color="CBD5E1" w:sz="4"/>
@@ -1844,7 +1844,7 @@
         </w:tc>
         <w:tc>
           <w:tcPr>
-            <w:tcW w:type="dxa" w:w="4068"/>
+            <w:tcW w:type="dxa" w:w="4185"/>
             <w:tcBorders>
               <w:top w:val="single" w:color="CBD5E1" w:sz="4"/>
               <w:left w:val="single" w:color="CBD5E1" w:sz="4"/>
@@ -1873,7 +1873,7 @@
       <w:tr>
         <w:tc>
           <w:tcPr>
-            <w:tcW w:type="dxa" w:w="2058"/>
+            <w:tcW w:type="dxa" w:w="2043"/>
             <w:tcBorders>
               <w:top w:val="single" w:color="CBD5E1" w:sz="4"/>
               <w:left w:val="single" w:color="CBD5E1" w:sz="4"/>
@@ -1902,7 +1902,7 @@
         </w:tc>
         <w:tc>
           <w:tcPr>
-            <w:tcW w:type="dxa" w:w="2007"/>
+            <w:tcW w:type="dxa" w:w="1984"/>
             <w:tcBorders>
               <w:top w:val="single" w:color="CBD5E1" w:sz="4"/>
               <w:left w:val="single" w:color="CBD5E1" w:sz="4"/>
@@ -1933,57 +1933,71 @@
         </w:tc>
         <w:tc>
           <w:tcPr>
-            <w:tcW w:type="dxa" w:w="4827"/>
-            <w:tcBorders>
-              <w:top w:val="single" w:color="CBD5E1" w:sz="4"/>
-              <w:left w:val="single" w:color="CBD5E1" w:sz="4"/>
-              <w:bottom w:val="single" w:color="CBD5E1" w:sz="4"/>
-              <w:right w:val="single" w:color="CBD5E1" w:sz="4"/>
-            </w:tcBorders>
-            <w:tcMar>
-              <w:top w:type="dxa" w:w="60"/>
-              <w:left w:type="dxa" w:w="90"/>
-              <w:bottom w:type="dxa" w:w="60"/>
-              <w:right w:type="dxa" w:w="90"/>
-            </w:tcMar>
-            <w:vAlign w:val="top"/>
-          </w:tcPr>
-          <w:p>
-            <w:r>
-              <w:rPr>
-                <w:sz w:val="17"/>
-                <w:szCs w:val="17"/>
-              </w:rPr>
-              <w:t xml:space="preserve">Consultar y editar perfil propio (API)</w:t>
-            </w:r>
-          </w:p>
-        </w:tc>
-        <w:tc>
-          <w:tcPr>
-            <w:tcW w:type="dxa" w:w="4068"/>
-            <w:tcBorders>
-              <w:top w:val="single" w:color="CBD5E1" w:sz="4"/>
-              <w:left w:val="single" w:color="CBD5E1" w:sz="4"/>
-              <w:bottom w:val="single" w:color="CBD5E1" w:sz="4"/>
-              <w:right w:val="single" w:color="CBD5E1" w:sz="4"/>
-            </w:tcBorders>
-            <w:tcMar>
-              <w:top w:type="dxa" w:w="60"/>
-              <w:left w:type="dxa" w:w="90"/>
-              <w:bottom w:type="dxa" w:w="60"/>
-              <w:right w:type="dxa" w:w="90"/>
-            </w:tcMar>
-            <w:vAlign w:val="top"/>
-          </w:tcPr>
-          <w:p>
-            <w:r>
-              <w:rPr>
-                <w:sz w:val="17"/>
-                <w:szCs w:val="17"/>
-              </w:rPr>
-              <w:t xml:space="preserve">APROBADO (API) — pantalla inexistente, BUG</w:t>
-              <w:noBreakHyphen/>
-              <w:t xml:space="preserve">004</w:t>
+            <w:tcW w:type="dxa" w:w="4748"/>
+            <w:tcBorders>
+              <w:top w:val="single" w:color="CBD5E1" w:sz="4"/>
+              <w:left w:val="single" w:color="CBD5E1" w:sz="4"/>
+              <w:bottom w:val="single" w:color="CBD5E1" w:sz="4"/>
+              <w:right w:val="single" w:color="CBD5E1" w:sz="4"/>
+            </w:tcBorders>
+            <w:tcMar>
+              <w:top w:type="dxa" w:w="60"/>
+              <w:left w:type="dxa" w:w="90"/>
+              <w:bottom w:type="dxa" w:w="60"/>
+              <w:right w:type="dxa" w:w="90"/>
+            </w:tcMar>
+            <w:vAlign w:val="top"/>
+          </w:tcPr>
+          <w:p>
+            <w:r>
+              <w:rPr>
+                <w:sz w:val="17"/>
+                <w:szCs w:val="17"/>
+              </w:rPr>
+              <w:t xml:space="preserve">Consultar y editar perfil propio</w:t>
+            </w:r>
+          </w:p>
+        </w:tc>
+        <w:tc>
+          <w:tcPr>
+            <w:tcW w:type="dxa" w:w="4185"/>
+            <w:tcBorders>
+              <w:top w:val="single" w:color="CBD5E1" w:sz="4"/>
+              <w:left w:val="single" w:color="CBD5E1" w:sz="4"/>
+              <w:bottom w:val="single" w:color="CBD5E1" w:sz="4"/>
+              <w:right w:val="single" w:color="CBD5E1" w:sz="4"/>
+            </w:tcBorders>
+            <w:tcMar>
+              <w:top w:type="dxa" w:w="60"/>
+              <w:left w:type="dxa" w:w="90"/>
+              <w:bottom w:type="dxa" w:w="60"/>
+              <w:right w:type="dxa" w:w="90"/>
+            </w:tcMar>
+            <w:vAlign w:val="top"/>
+          </w:tcPr>
+          <w:p>
+            <w:r>
+              <w:rPr>
+                <w:sz w:val="17"/>
+                <w:szCs w:val="17"/>
+              </w:rPr>
+              <w:t xml:space="preserve">APROBADO — API y pantalla </w:t>
+            </w:r>
+            <w:r>
+              <w:rPr>
+                <w:rFonts w:ascii="Consolas" w:cs="Consolas" w:eastAsia="Consolas" w:hAnsi="Consolas"/>
+                <w:sz w:val="16"/>
+                <w:szCs w:val="16"/>
+                <w:shd w:fill="F1F5F9" w:color="auto" w:val="clear"/>
+              </w:rPr>
+              <w:t xml:space="preserve">mi-cuenta.html</w:t>
+            </w:r>
+            <w:r>
+              <w:rPr>
+                <w:sz w:val="17"/>
+                <w:szCs w:val="17"/>
+              </w:rPr>
+              <w:t xml:space="preserve"> (prueba de interfaz del 2026-10-16)</w:t>
             </w:r>
           </w:p>
         </w:tc>
@@ -1991,7 +2005,7 @@
       <w:tr>
         <w:tc>
           <w:tcPr>
-            <w:tcW w:type="dxa" w:w="2058"/>
+            <w:tcW w:type="dxa" w:w="2043"/>
             <w:tcBorders>
               <w:top w:val="single" w:color="CBD5E1" w:sz="4"/>
               <w:left w:val="single" w:color="CBD5E1" w:sz="4"/>
@@ -2020,7 +2034,7 @@
         </w:tc>
         <w:tc>
           <w:tcPr>
-            <w:tcW w:type="dxa" w:w="2007"/>
+            <w:tcW w:type="dxa" w:w="1984"/>
             <w:tcBorders>
               <w:top w:val="single" w:color="CBD5E1" w:sz="4"/>
               <w:left w:val="single" w:color="CBD5E1" w:sz="4"/>
@@ -2051,7 +2065,7 @@
         </w:tc>
         <w:tc>
           <w:tcPr>
-            <w:tcW w:type="dxa" w:w="4827"/>
+            <w:tcW w:type="dxa" w:w="4748"/>
             <w:tcBorders>
               <w:top w:val="single" w:color="CBD5E1" w:sz="4"/>
               <w:left w:val="single" w:color="CBD5E1" w:sz="4"/>
@@ -2078,30 +2092,28 @@
         </w:tc>
         <w:tc>
           <w:tcPr>
-            <w:tcW w:type="dxa" w:w="4068"/>
-            <w:tcBorders>
-              <w:top w:val="single" w:color="CBD5E1" w:sz="4"/>
-              <w:left w:val="single" w:color="CBD5E1" w:sz="4"/>
-              <w:bottom w:val="single" w:color="CBD5E1" w:sz="4"/>
-              <w:right w:val="single" w:color="CBD5E1" w:sz="4"/>
-            </w:tcBorders>
-            <w:tcMar>
-              <w:top w:type="dxa" w:w="60"/>
-              <w:left w:type="dxa" w:w="90"/>
-              <w:bottom w:type="dxa" w:w="60"/>
-              <w:right w:type="dxa" w:w="90"/>
-            </w:tcMar>
-            <w:vAlign w:val="top"/>
-          </w:tcPr>
-          <w:p>
-            <w:r>
-              <w:rPr>
-                <w:sz w:val="17"/>
-                <w:szCs w:val="17"/>
-              </w:rPr>
-              <w:t xml:space="preserve">APROBADO (API) — pantalla inexistente, BUG</w:t>
-              <w:noBreakHyphen/>
-              <w:t xml:space="preserve">004</w:t>
+            <w:tcW w:type="dxa" w:w="4185"/>
+            <w:tcBorders>
+              <w:top w:val="single" w:color="CBD5E1" w:sz="4"/>
+              <w:left w:val="single" w:color="CBD5E1" w:sz="4"/>
+              <w:bottom w:val="single" w:color="CBD5E1" w:sz="4"/>
+              <w:right w:val="single" w:color="CBD5E1" w:sz="4"/>
+            </w:tcBorders>
+            <w:tcMar>
+              <w:top w:type="dxa" w:w="60"/>
+              <w:left w:type="dxa" w:w="90"/>
+              <w:bottom w:type="dxa" w:w="60"/>
+              <w:right w:type="dxa" w:w="90"/>
+            </w:tcMar>
+            <w:vAlign w:val="top"/>
+          </w:tcPr>
+          <w:p>
+            <w:r>
+              <w:rPr>
+                <w:sz w:val="17"/>
+                <w:szCs w:val="17"/>
+              </w:rPr>
+              <w:t xml:space="preserve">APROBADO (API); el formulario de la pantalla no se recorrió en la prueba de interfaz</w:t>
             </w:r>
           </w:p>
         </w:tc>
@@ -2109,7 +2121,7 @@
       <w:tr>
         <w:tc>
           <w:tcPr>
-            <w:tcW w:type="dxa" w:w="2058"/>
+            <w:tcW w:type="dxa" w:w="2043"/>
             <w:tcBorders>
               <w:top w:val="single" w:color="CBD5E1" w:sz="4"/>
               <w:left w:val="single" w:color="CBD5E1" w:sz="4"/>
@@ -2138,7 +2150,7 @@
         </w:tc>
         <w:tc>
           <w:tcPr>
-            <w:tcW w:type="dxa" w:w="2007"/>
+            <w:tcW w:type="dxa" w:w="1984"/>
             <w:tcBorders>
               <w:top w:val="single" w:color="CBD5E1" w:sz="4"/>
               <w:left w:val="single" w:color="CBD5E1" w:sz="4"/>
@@ -2169,7 +2181,7 @@
         </w:tc>
         <w:tc>
           <w:tcPr>
-            <w:tcW w:type="dxa" w:w="4827"/>
+            <w:tcW w:type="dxa" w:w="4748"/>
             <w:tcBorders>
               <w:top w:val="single" w:color="CBD5E1" w:sz="4"/>
               <w:left w:val="single" w:color="CBD5E1" w:sz="4"/>
@@ -2196,7 +2208,7 @@
         </w:tc>
         <w:tc>
           <w:tcPr>
-            <w:tcW w:type="dxa" w:w="4068"/>
+            <w:tcW w:type="dxa" w:w="4185"/>
             <w:tcBorders>
               <w:top w:val="single" w:color="CBD5E1" w:sz="4"/>
               <w:left w:val="single" w:color="CBD5E1" w:sz="4"/>
@@ -2225,7 +2237,7 @@
       <w:tr>
         <w:tc>
           <w:tcPr>
-            <w:tcW w:type="dxa" w:w="2058"/>
+            <w:tcW w:type="dxa" w:w="2043"/>
             <w:tcBorders>
               <w:top w:val="single" w:color="CBD5E1" w:sz="4"/>
               <w:left w:val="single" w:color="CBD5E1" w:sz="4"/>
@@ -2254,7 +2266,7 @@
         </w:tc>
         <w:tc>
           <w:tcPr>
-            <w:tcW w:type="dxa" w:w="2007"/>
+            <w:tcW w:type="dxa" w:w="1984"/>
             <w:tcBorders>
               <w:top w:val="single" w:color="CBD5E1" w:sz="4"/>
               <w:left w:val="single" w:color="CBD5E1" w:sz="4"/>
@@ -2285,7 +2297,7 @@
         </w:tc>
         <w:tc>
           <w:tcPr>
-            <w:tcW w:type="dxa" w:w="4827"/>
+            <w:tcW w:type="dxa" w:w="4748"/>
             <w:tcBorders>
               <w:top w:val="single" w:color="CBD5E1" w:sz="4"/>
               <w:left w:val="single" w:color="CBD5E1" w:sz="4"/>
@@ -2312,30 +2324,60 @@
         </w:tc>
         <w:tc>
           <w:tcPr>
-            <w:tcW w:type="dxa" w:w="4068"/>
-            <w:tcBorders>
-              <w:top w:val="single" w:color="CBD5E1" w:sz="4"/>
-              <w:left w:val="single" w:color="CBD5E1" w:sz="4"/>
-              <w:bottom w:val="single" w:color="CBD5E1" w:sz="4"/>
-              <w:right w:val="single" w:color="CBD5E1" w:sz="4"/>
-            </w:tcBorders>
-            <w:tcMar>
-              <w:top w:type="dxa" w:w="60"/>
-              <w:left w:type="dxa" w:w="90"/>
-              <w:bottom w:type="dxa" w:w="60"/>
-              <w:right w:type="dxa" w:w="90"/>
-            </w:tcMar>
-            <w:vAlign w:val="top"/>
-          </w:tcPr>
-          <w:p>
-            <w:r>
-              <w:rPr>
-                <w:sz w:val="17"/>
-                <w:szCs w:val="17"/>
-              </w:rPr>
-              <w:t xml:space="preserve">APROBADO (API) — pantallas inexistentes, BUG</w:t>
-              <w:noBreakHyphen/>
-              <w:t xml:space="preserve">004/005</w:t>
+            <w:tcW w:type="dxa" w:w="4185"/>
+            <w:tcBorders>
+              <w:top w:val="single" w:color="CBD5E1" w:sz="4"/>
+              <w:left w:val="single" w:color="CBD5E1" w:sz="4"/>
+              <w:bottom w:val="single" w:color="CBD5E1" w:sz="4"/>
+              <w:right w:val="single" w:color="CBD5E1" w:sz="4"/>
+            </w:tcBorders>
+            <w:tcMar>
+              <w:top w:type="dxa" w:w="60"/>
+              <w:left w:type="dxa" w:w="90"/>
+              <w:bottom w:type="dxa" w:w="60"/>
+              <w:right w:type="dxa" w:w="90"/>
+            </w:tcMar>
+            <w:vAlign w:val="top"/>
+          </w:tcPr>
+          <w:p>
+            <w:r>
+              <w:rPr>
+                <w:sz w:val="17"/>
+                <w:szCs w:val="17"/>
+              </w:rPr>
+              <w:t xml:space="preserve">APROBADO — API y pantallas </w:t>
+            </w:r>
+            <w:r>
+              <w:rPr>
+                <w:rFonts w:ascii="Consolas" w:cs="Consolas" w:eastAsia="Consolas" w:hAnsi="Consolas"/>
+                <w:sz w:val="16"/>
+                <w:szCs w:val="16"/>
+                <w:shd w:fill="F1F5F9" w:color="auto" w:val="clear"/>
+              </w:rPr>
+              <w:t xml:space="preserve">mi-cuenta.html</w:t>
+            </w:r>
+            <w:r>
+              <w:rPr>
+                <w:sz w:val="17"/>
+                <w:szCs w:val="17"/>
+              </w:rPr>
+              <w:t xml:space="preserve"> y </w:t>
+            </w:r>
+            <w:r>
+              <w:rPr>
+                <w:rFonts w:ascii="Consolas" w:cs="Consolas" w:eastAsia="Consolas" w:hAnsi="Consolas"/>
+                <w:sz w:val="16"/>
+                <w:szCs w:val="16"/>
+                <w:shd w:fill="F1F5F9" w:color="auto" w:val="clear"/>
+              </w:rPr>
+              <w:t xml:space="preserve">admin-contacto.html</w:t>
+            </w:r>
+            <w:r>
+              <w:rPr>
+                <w:sz w:val="17"/>
+                <w:szCs w:val="17"/>
+              </w:rPr>
+              <w:t xml:space="preserve"> (prueba de interfaz del 2026-10-16)</w:t>
             </w:r>
           </w:p>
         </w:tc>
@@ -2343,7 +2385,7 @@
       <w:tr>
         <w:tc>
           <w:tcPr>
-            <w:tcW w:type="dxa" w:w="2058"/>
+            <w:tcW w:type="dxa" w:w="2043"/>
             <w:tcBorders>
               <w:top w:val="single" w:color="CBD5E1" w:sz="4"/>
               <w:left w:val="single" w:color="CBD5E1" w:sz="4"/>
@@ -2372,7 +2414,7 @@
         </w:tc>
         <w:tc>
           <w:tcPr>
-            <w:tcW w:type="dxa" w:w="2007"/>
+            <w:tcW w:type="dxa" w:w="1984"/>
             <w:tcBorders>
               <w:top w:val="single" w:color="CBD5E1" w:sz="4"/>
               <w:left w:val="single" w:color="CBD5E1" w:sz="4"/>
@@ -2403,7 +2445,7 @@
         </w:tc>
         <w:tc>
           <w:tcPr>
-            <w:tcW w:type="dxa" w:w="4827"/>
+            <w:tcW w:type="dxa" w:w="4748"/>
             <w:tcBorders>
               <w:top w:val="single" w:color="CBD5E1" w:sz="4"/>
               <w:left w:val="single" w:color="CBD5E1" w:sz="4"/>
@@ -2430,7 +2472,7 @@
         </w:tc>
         <w:tc>
           <w:tcPr>
-            <w:tcW w:type="dxa" w:w="4068"/>
+            <w:tcW w:type="dxa" w:w="4185"/>
             <w:tcBorders>
               <w:top w:val="single" w:color="CBD5E1" w:sz="4"/>
               <w:left w:val="single" w:color="CBD5E1" w:sz="4"/>
@@ -2459,7 +2501,7 @@
       <w:tr>
         <w:tc>
           <w:tcPr>
-            <w:tcW w:type="dxa" w:w="2058"/>
+            <w:tcW w:type="dxa" w:w="2043"/>
             <w:tcBorders>
               <w:top w:val="single" w:color="CBD5E1" w:sz="4"/>
               <w:left w:val="single" w:color="CBD5E1" w:sz="4"/>
@@ -2488,7 +2530,7 @@
         </w:tc>
         <w:tc>
           <w:tcPr>
-            <w:tcW w:type="dxa" w:w="2007"/>
+            <w:tcW w:type="dxa" w:w="1984"/>
             <w:tcBorders>
               <w:top w:val="single" w:color="CBD5E1" w:sz="4"/>
               <w:left w:val="single" w:color="CBD5E1" w:sz="4"/>
@@ -2519,7 +2561,7 @@
         </w:tc>
         <w:tc>
           <w:tcPr>
-            <w:tcW w:type="dxa" w:w="4827"/>
+            <w:tcW w:type="dxa" w:w="4748"/>
             <w:tcBorders>
               <w:top w:val="single" w:color="CBD5E1" w:sz="4"/>
               <w:left w:val="single" w:color="CBD5E1" w:sz="4"/>
@@ -2546,7 +2588,7 @@
         </w:tc>
         <w:tc>
           <w:tcPr>
-            <w:tcW w:type="dxa" w:w="4068"/>
+            <w:tcW w:type="dxa" w:w="4185"/>
             <w:tcBorders>
               <w:top w:val="single" w:color="CBD5E1" w:sz="4"/>
               <w:left w:val="single" w:color="CBD5E1" w:sz="4"/>
@@ -2575,7 +2617,7 @@
       <w:tr>
         <w:tc>
           <w:tcPr>
-            <w:tcW w:type="dxa" w:w="2058"/>
+            <w:tcW w:type="dxa" w:w="2043"/>
             <w:tcBorders>
               <w:top w:val="single" w:color="CBD5E1" w:sz="4"/>
               <w:left w:val="single" w:color="CBD5E1" w:sz="4"/>
@@ -2604,7 +2646,7 @@
         </w:tc>
         <w:tc>
           <w:tcPr>
-            <w:tcW w:type="dxa" w:w="2007"/>
+            <w:tcW w:type="dxa" w:w="1984"/>
             <w:tcBorders>
               <w:top w:val="single" w:color="CBD5E1" w:sz="4"/>
               <w:left w:val="single" w:color="CBD5E1" w:sz="4"/>
@@ -2635,7 +2677,7 @@
         </w:tc>
         <w:tc>
           <w:tcPr>
-            <w:tcW w:type="dxa" w:w="4827"/>
+            <w:tcW w:type="dxa" w:w="4748"/>
             <w:tcBorders>
               <w:top w:val="single" w:color="CBD5E1" w:sz="4"/>
               <w:left w:val="single" w:color="CBD5E1" w:sz="4"/>
@@ -2662,7 +2704,7 @@
         </w:tc>
         <w:tc>
           <w:tcPr>
-            <w:tcW w:type="dxa" w:w="4068"/>
+            <w:tcW w:type="dxa" w:w="4185"/>
             <w:tcBorders>
               <w:top w:val="single" w:color="CBD5E1" w:sz="4"/>
               <w:left w:val="single" w:color="CBD5E1" w:sz="4"/>
@@ -2691,7 +2733,7 @@
       <w:tr>
         <w:tc>
           <w:tcPr>
-            <w:tcW w:type="dxa" w:w="2058"/>
+            <w:tcW w:type="dxa" w:w="2043"/>
             <w:tcBorders>
               <w:top w:val="single" w:color="CBD5E1" w:sz="4"/>
               <w:left w:val="single" w:color="CBD5E1" w:sz="4"/>
@@ -2720,7 +2762,7 @@
         </w:tc>
         <w:tc>
           <w:tcPr>
-            <w:tcW w:type="dxa" w:w="2007"/>
+            <w:tcW w:type="dxa" w:w="1984"/>
             <w:tcBorders>
               <w:top w:val="single" w:color="CBD5E1" w:sz="4"/>
               <w:left w:val="single" w:color="CBD5E1" w:sz="4"/>
@@ -2751,7 +2793,7 @@
         </w:tc>
         <w:tc>
           <w:tcPr>
-            <w:tcW w:type="dxa" w:w="4827"/>
+            <w:tcW w:type="dxa" w:w="4748"/>
             <w:tcBorders>
               <w:top w:val="single" w:color="CBD5E1" w:sz="4"/>
               <w:left w:val="single" w:color="CBD5E1" w:sz="4"/>
@@ -2778,7 +2820,7 @@
         </w:tc>
         <w:tc>
           <w:tcPr>
-            <w:tcW w:type="dxa" w:w="4068"/>
+            <w:tcW w:type="dxa" w:w="4185"/>
             <w:tcBorders>
               <w:top w:val="single" w:color="CBD5E1" w:sz="4"/>
               <w:left w:val="single" w:color="CBD5E1" w:sz="4"/>
@@ -2807,7 +2849,7 @@
       <w:tr>
         <w:tc>
           <w:tcPr>
-            <w:tcW w:type="dxa" w:w="2058"/>
+            <w:tcW w:type="dxa" w:w="2043"/>
             <w:tcBorders>
               <w:top w:val="single" w:color="CBD5E1" w:sz="4"/>
               <w:left w:val="single" w:color="CBD5E1" w:sz="4"/>
@@ -2836,7 +2878,7 @@
         </w:tc>
         <w:tc>
           <w:tcPr>
-            <w:tcW w:type="dxa" w:w="2007"/>
+            <w:tcW w:type="dxa" w:w="1984"/>
             <w:tcBorders>
               <w:top w:val="single" w:color="CBD5E1" w:sz="4"/>
               <w:left w:val="single" w:color="CBD5E1" w:sz="4"/>
@@ -2867,7 +2909,7 @@
         </w:tc>
         <w:tc>
           <w:tcPr>
-            <w:tcW w:type="dxa" w:w="4827"/>
+            <w:tcW w:type="dxa" w:w="4748"/>
             <w:tcBorders>
               <w:top w:val="single" w:color="CBD5E1" w:sz="4"/>
               <w:left w:val="single" w:color="CBD5E1" w:sz="4"/>
@@ -2894,7 +2936,7 @@
         </w:tc>
         <w:tc>
           <w:tcPr>
-            <w:tcW w:type="dxa" w:w="4068"/>
+            <w:tcW w:type="dxa" w:w="4185"/>
             <w:tcBorders>
               <w:top w:val="single" w:color="CBD5E1" w:sz="4"/>
               <w:left w:val="single" w:color="CBD5E1" w:sz="4"/>
@@ -2923,7 +2965,7 @@
       <w:tr>
         <w:tc>
           <w:tcPr>
-            <w:tcW w:type="dxa" w:w="2058"/>
+            <w:tcW w:type="dxa" w:w="2043"/>
             <w:tcBorders>
               <w:top w:val="single" w:color="CBD5E1" w:sz="4"/>
               <w:left w:val="single" w:color="CBD5E1" w:sz="4"/>
@@ -2952,7 +2994,7 @@
         </w:tc>
         <w:tc>
           <w:tcPr>
-            <w:tcW w:type="dxa" w:w="2007"/>
+            <w:tcW w:type="dxa" w:w="1984"/>
             <w:tcBorders>
               <w:top w:val="single" w:color="CBD5E1" w:sz="4"/>
               <w:left w:val="single" w:color="CBD5E1" w:sz="4"/>
@@ -2983,7 +3025,7 @@
         </w:tc>
         <w:tc>
           <w:tcPr>
-            <w:tcW w:type="dxa" w:w="4827"/>
+            <w:tcW w:type="dxa" w:w="4748"/>
             <w:tcBorders>
               <w:top w:val="single" w:color="CBD5E1" w:sz="4"/>
               <w:left w:val="single" w:color="CBD5E1" w:sz="4"/>
@@ -3010,7 +3052,7 @@
         </w:tc>
         <w:tc>
           <w:tcPr>
-            <w:tcW w:type="dxa" w:w="4068"/>
+            <w:tcW w:type="dxa" w:w="4185"/>
             <w:tcBorders>
               <w:top w:val="single" w:color="CBD5E1" w:sz="4"/>
               <w:left w:val="single" w:color="CBD5E1" w:sz="4"/>
@@ -3039,7 +3081,7 @@
       <w:tr>
         <w:tc>
           <w:tcPr>
-            <w:tcW w:type="dxa" w:w="2058"/>
+            <w:tcW w:type="dxa" w:w="2043"/>
             <w:tcBorders>
               <w:top w:val="single" w:color="CBD5E1" w:sz="4"/>
               <w:left w:val="single" w:color="CBD5E1" w:sz="4"/>
@@ -3068,7 +3110,7 @@
         </w:tc>
         <w:tc>
           <w:tcPr>
-            <w:tcW w:type="dxa" w:w="2007"/>
+            <w:tcW w:type="dxa" w:w="1984"/>
             <w:tcBorders>
               <w:top w:val="single" w:color="CBD5E1" w:sz="4"/>
               <w:left w:val="single" w:color="CBD5E1" w:sz="4"/>
@@ -3099,7 +3141,7 @@
         </w:tc>
         <w:tc>
           <w:tcPr>
-            <w:tcW w:type="dxa" w:w="4827"/>
+            <w:tcW w:type="dxa" w:w="4748"/>
             <w:tcBorders>
               <w:top w:val="single" w:color="CBD5E1" w:sz="4"/>
               <w:left w:val="single" w:color="CBD5E1" w:sz="4"/>
@@ -3126,7 +3168,7 @@
         </w:tc>
         <w:tc>
           <w:tcPr>
-            <w:tcW w:type="dxa" w:w="4068"/>
+            <w:tcW w:type="dxa" w:w="4185"/>
             <w:tcBorders>
               <w:top w:val="single" w:color="CBD5E1" w:sz="4"/>
               <w:left w:val="single" w:color="CBD5E1" w:sz="4"/>
@@ -3155,7 +3197,7 @@
       <w:tr>
         <w:tc>
           <w:tcPr>
-            <w:tcW w:type="dxa" w:w="2058"/>
+            <w:tcW w:type="dxa" w:w="2043"/>
             <w:tcBorders>
               <w:top w:val="single" w:color="CBD5E1" w:sz="4"/>
               <w:left w:val="single" w:color="CBD5E1" w:sz="4"/>
@@ -3184,7 +3226,7 @@
         </w:tc>
         <w:tc>
           <w:tcPr>
-            <w:tcW w:type="dxa" w:w="2007"/>
+            <w:tcW w:type="dxa" w:w="1984"/>
             <w:tcBorders>
               <w:top w:val="single" w:color="CBD5E1" w:sz="4"/>
               <w:left w:val="single" w:color="CBD5E1" w:sz="4"/>
@@ -3215,7 +3257,7 @@
         </w:tc>
         <w:tc>
           <w:tcPr>
-            <w:tcW w:type="dxa" w:w="4827"/>
+            <w:tcW w:type="dxa" w:w="4748"/>
             <w:tcBorders>
               <w:top w:val="single" w:color="CBD5E1" w:sz="4"/>
               <w:left w:val="single" w:color="CBD5E1" w:sz="4"/>
@@ -3242,7 +3284,7 @@
         </w:tc>
         <w:tc>
           <w:tcPr>
-            <w:tcW w:type="dxa" w:w="4068"/>
+            <w:tcW w:type="dxa" w:w="4185"/>
             <w:tcBorders>
               <w:top w:val="single" w:color="CBD5E1" w:sz="4"/>
               <w:left w:val="single" w:color="CBD5E1" w:sz="4"/>
@@ -3271,7 +3313,7 @@
       <w:tr>
         <w:tc>
           <w:tcPr>
-            <w:tcW w:type="dxa" w:w="2058"/>
+            <w:tcW w:type="dxa" w:w="2043"/>
             <w:tcBorders>
               <w:top w:val="single" w:color="CBD5E1" w:sz="4"/>
               <w:left w:val="single" w:color="CBD5E1" w:sz="4"/>
@@ -3300,7 +3342,7 @@
         </w:tc>
         <w:tc>
           <w:tcPr>
-            <w:tcW w:type="dxa" w:w="2007"/>
+            <w:tcW w:type="dxa" w:w="1984"/>
             <w:tcBorders>
               <w:top w:val="single" w:color="CBD5E1" w:sz="4"/>
               <w:left w:val="single" w:color="CBD5E1" w:sz="4"/>
@@ -3331,7 +3373,7 @@
         </w:tc>
         <w:tc>
           <w:tcPr>
-            <w:tcW w:type="dxa" w:w="4827"/>
+            <w:tcW w:type="dxa" w:w="4748"/>
             <w:tcBorders>
               <w:top w:val="single" w:color="CBD5E1" w:sz="4"/>
               <w:left w:val="single" w:color="CBD5E1" w:sz="4"/>
@@ -3358,7 +3400,7 @@
         </w:tc>
         <w:tc>
           <w:tcPr>
-            <w:tcW w:type="dxa" w:w="4068"/>
+            <w:tcW w:type="dxa" w:w="4185"/>
             <w:tcBorders>
               <w:top w:val="single" w:color="CBD5E1" w:sz="4"/>
               <w:left w:val="single" w:color="CBD5E1" w:sz="4"/>
@@ -3387,7 +3429,7 @@
       <w:tr>
         <w:tc>
           <w:tcPr>
-            <w:tcW w:type="dxa" w:w="2058"/>
+            <w:tcW w:type="dxa" w:w="2043"/>
             <w:tcBorders>
               <w:top w:val="single" w:color="CBD5E1" w:sz="4"/>
               <w:left w:val="single" w:color="CBD5E1" w:sz="4"/>
@@ -3416,7 +3458,7 @@
         </w:tc>
         <w:tc>
           <w:tcPr>
-            <w:tcW w:type="dxa" w:w="2007"/>
+            <w:tcW w:type="dxa" w:w="1984"/>
             <w:tcBorders>
               <w:top w:val="single" w:color="CBD5E1" w:sz="4"/>
               <w:left w:val="single" w:color="CBD5E1" w:sz="4"/>
@@ -3447,7 +3489,7 @@
         </w:tc>
         <w:tc>
           <w:tcPr>
-            <w:tcW w:type="dxa" w:w="4827"/>
+            <w:tcW w:type="dxa" w:w="4748"/>
             <w:tcBorders>
               <w:top w:val="single" w:color="CBD5E1" w:sz="4"/>
               <w:left w:val="single" w:color="CBD5E1" w:sz="4"/>
@@ -3474,7 +3516,7 @@
         </w:tc>
         <w:tc>
           <w:tcPr>
-            <w:tcW w:type="dxa" w:w="4068"/>
+            <w:tcW w:type="dxa" w:w="4185"/>
             <w:tcBorders>
               <w:top w:val="single" w:color="CBD5E1" w:sz="4"/>
               <w:left w:val="single" w:color="CBD5E1" w:sz="4"/>
@@ -3503,7 +3545,7 @@
       <w:tr>
         <w:tc>
           <w:tcPr>
-            <w:tcW w:type="dxa" w:w="2058"/>
+            <w:tcW w:type="dxa" w:w="2043"/>
             <w:tcBorders>
               <w:top w:val="single" w:color="CBD5E1" w:sz="4"/>
               <w:left w:val="single" w:color="CBD5E1" w:sz="4"/>
@@ -3532,7 +3574,7 @@
         </w:tc>
         <w:tc>
           <w:tcPr>
-            <w:tcW w:type="dxa" w:w="2007"/>
+            <w:tcW w:type="dxa" w:w="1984"/>
             <w:tcBorders>
               <w:top w:val="single" w:color="CBD5E1" w:sz="4"/>
               <w:left w:val="single" w:color="CBD5E1" w:sz="4"/>
@@ -3563,7 +3605,7 @@
         </w:tc>
         <w:tc>
           <w:tcPr>
-            <w:tcW w:type="dxa" w:w="4827"/>
+            <w:tcW w:type="dxa" w:w="4748"/>
             <w:tcBorders>
               <w:top w:val="single" w:color="CBD5E1" w:sz="4"/>
               <w:left w:val="single" w:color="CBD5E1" w:sz="4"/>
@@ -3590,7 +3632,7 @@
         </w:tc>
         <w:tc>
           <w:tcPr>
-            <w:tcW w:type="dxa" w:w="4068"/>
+            <w:tcW w:type="dxa" w:w="4185"/>
             <w:tcBorders>
               <w:top w:val="single" w:color="CBD5E1" w:sz="4"/>
               <w:left w:val="single" w:color="CBD5E1" w:sz="4"/>
@@ -3619,7 +3661,7 @@
       <w:tr>
         <w:tc>
           <w:tcPr>
-            <w:tcW w:type="dxa" w:w="2058"/>
+            <w:tcW w:type="dxa" w:w="2043"/>
             <w:tcBorders>
               <w:top w:val="single" w:color="CBD5E1" w:sz="4"/>
               <w:left w:val="single" w:color="CBD5E1" w:sz="4"/>
@@ -3648,7 +3690,7 @@
         </w:tc>
         <w:tc>
           <w:tcPr>
-            <w:tcW w:type="dxa" w:w="2007"/>
+            <w:tcW w:type="dxa" w:w="1984"/>
             <w:tcBorders>
               <w:top w:val="single" w:color="CBD5E1" w:sz="4"/>
               <w:left w:val="single" w:color="CBD5E1" w:sz="4"/>
@@ -3679,7 +3721,7 @@
         </w:tc>
         <w:tc>
           <w:tcPr>
-            <w:tcW w:type="dxa" w:w="4827"/>
+            <w:tcW w:type="dxa" w:w="4748"/>
             <w:tcBorders>
               <w:top w:val="single" w:color="CBD5E1" w:sz="4"/>
               <w:left w:val="single" w:color="CBD5E1" w:sz="4"/>
@@ -3706,7 +3748,7 @@
         </w:tc>
         <w:tc>
           <w:tcPr>
-            <w:tcW w:type="dxa" w:w="4068"/>
+            <w:tcW w:type="dxa" w:w="4185"/>
             <w:tcBorders>
               <w:top w:val="single" w:color="CBD5E1" w:sz="4"/>
               <w:left w:val="single" w:color="CBD5E1" w:sz="4"/>
@@ -3735,7 +3777,7 @@
       <w:tr>
         <w:tc>
           <w:tcPr>
-            <w:tcW w:type="dxa" w:w="2058"/>
+            <w:tcW w:type="dxa" w:w="2043"/>
             <w:tcBorders>
               <w:top w:val="single" w:color="CBD5E1" w:sz="4"/>
               <w:left w:val="single" w:color="CBD5E1" w:sz="4"/>
@@ -3764,7 +3806,7 @@
         </w:tc>
         <w:tc>
           <w:tcPr>
-            <w:tcW w:type="dxa" w:w="2007"/>
+            <w:tcW w:type="dxa" w:w="1984"/>
             <w:tcBorders>
               <w:top w:val="single" w:color="CBD5E1" w:sz="4"/>
               <w:left w:val="single" w:color="CBD5E1" w:sz="4"/>
@@ -3795,7 +3837,7 @@
         </w:tc>
         <w:tc>
           <w:tcPr>
-            <w:tcW w:type="dxa" w:w="4827"/>
+            <w:tcW w:type="dxa" w:w="4748"/>
             <w:tcBorders>
               <w:top w:val="single" w:color="CBD5E1" w:sz="4"/>
               <w:left w:val="single" w:color="CBD5E1" w:sz="4"/>
@@ -3822,7 +3864,7 @@
         </w:tc>
         <w:tc>
           <w:tcPr>
-            <w:tcW w:type="dxa" w:w="4068"/>
+            <w:tcW w:type="dxa" w:w="4185"/>
             <w:tcBorders>
               <w:top w:val="single" w:color="CBD5E1" w:sz="4"/>
               <w:left w:val="single" w:color="CBD5E1" w:sz="4"/>
@@ -3851,7 +3893,7 @@
       <w:tr>
         <w:tc>
           <w:tcPr>
-            <w:tcW w:type="dxa" w:w="2058"/>
+            <w:tcW w:type="dxa" w:w="2043"/>
             <w:tcBorders>
               <w:top w:val="single" w:color="CBD5E1" w:sz="4"/>
               <w:left w:val="single" w:color="CBD5E1" w:sz="4"/>
@@ -3880,7 +3922,7 @@
         </w:tc>
         <w:tc>
           <w:tcPr>
-            <w:tcW w:type="dxa" w:w="2007"/>
+            <w:tcW w:type="dxa" w:w="1984"/>
             <w:tcBorders>
               <w:top w:val="single" w:color="CBD5E1" w:sz="4"/>
               <w:left w:val="single" w:color="CBD5E1" w:sz="4"/>
@@ -3911,7 +3953,7 @@
         </w:tc>
         <w:tc>
           <w:tcPr>
-            <w:tcW w:type="dxa" w:w="4827"/>
+            <w:tcW w:type="dxa" w:w="4748"/>
             <w:tcBorders>
               <w:top w:val="single" w:color="CBD5E1" w:sz="4"/>
               <w:left w:val="single" w:color="CBD5E1" w:sz="4"/>
@@ -3938,7 +3980,7 @@
         </w:tc>
         <w:tc>
           <w:tcPr>
-            <w:tcW w:type="dxa" w:w="4068"/>
+            <w:tcW w:type="dxa" w:w="4185"/>
             <w:tcBorders>
               <w:top w:val="single" w:color="CBD5E1" w:sz="4"/>
               <w:left w:val="single" w:color="CBD5E1" w:sz="4"/>
@@ -3967,7 +4009,7 @@
       <w:tr>
         <w:tc>
           <w:tcPr>
-            <w:tcW w:type="dxa" w:w="2058"/>
+            <w:tcW w:type="dxa" w:w="2043"/>
             <w:tcBorders>
               <w:top w:val="single" w:color="CBD5E1" w:sz="4"/>
               <w:left w:val="single" w:color="CBD5E1" w:sz="4"/>
@@ -3996,7 +4038,7 @@
         </w:tc>
         <w:tc>
           <w:tcPr>
-            <w:tcW w:type="dxa" w:w="2007"/>
+            <w:tcW w:type="dxa" w:w="1984"/>
             <w:tcBorders>
               <w:top w:val="single" w:color="CBD5E1" w:sz="4"/>
               <w:left w:val="single" w:color="CBD5E1" w:sz="4"/>
@@ -4027,7 +4069,7 @@
         </w:tc>
         <w:tc>
           <w:tcPr>
-            <w:tcW w:type="dxa" w:w="4827"/>
+            <w:tcW w:type="dxa" w:w="4748"/>
             <w:tcBorders>
               <w:top w:val="single" w:color="CBD5E1" w:sz="4"/>
               <w:left w:val="single" w:color="CBD5E1" w:sz="4"/>
@@ -4054,7 +4096,7 @@
         </w:tc>
         <w:tc>
           <w:tcPr>
-            <w:tcW w:type="dxa" w:w="4068"/>
+            <w:tcW w:type="dxa" w:w="4185"/>
             <w:tcBorders>
               <w:top w:val="single" w:color="CBD5E1" w:sz="4"/>
               <w:left w:val="single" w:color="CBD5E1" w:sz="4"/>
@@ -4083,7 +4125,7 @@
       <w:tr>
         <w:tc>
           <w:tcPr>
-            <w:tcW w:type="dxa" w:w="2058"/>
+            <w:tcW w:type="dxa" w:w="2043"/>
             <w:tcBorders>
               <w:top w:val="single" w:color="CBD5E1" w:sz="4"/>
               <w:left w:val="single" w:color="CBD5E1" w:sz="4"/>
@@ -4112,7 +4154,7 @@
         </w:tc>
         <w:tc>
           <w:tcPr>
-            <w:tcW w:type="dxa" w:w="2007"/>
+            <w:tcW w:type="dxa" w:w="1984"/>
             <w:tcBorders>
               <w:top w:val="single" w:color="CBD5E1" w:sz="4"/>
               <w:left w:val="single" w:color="CBD5E1" w:sz="4"/>
@@ -4143,7 +4185,7 @@
         </w:tc>
         <w:tc>
           <w:tcPr>
-            <w:tcW w:type="dxa" w:w="4827"/>
+            <w:tcW w:type="dxa" w:w="4748"/>
             <w:tcBorders>
               <w:top w:val="single" w:color="CBD5E1" w:sz="4"/>
               <w:left w:val="single" w:color="CBD5E1" w:sz="4"/>
@@ -4170,7 +4212,7 @@
         </w:tc>
         <w:tc>
           <w:tcPr>
-            <w:tcW w:type="dxa" w:w="4068"/>
+            <w:tcW w:type="dxa" w:w="4185"/>
             <w:tcBorders>
               <w:top w:val="single" w:color="CBD5E1" w:sz="4"/>
               <w:left w:val="single" w:color="CBD5E1" w:sz="4"/>
@@ -4199,7 +4241,7 @@
       <w:tr>
         <w:tc>
           <w:tcPr>
-            <w:tcW w:type="dxa" w:w="2058"/>
+            <w:tcW w:type="dxa" w:w="2043"/>
             <w:tcBorders>
               <w:top w:val="single" w:color="CBD5E1" w:sz="4"/>
               <w:left w:val="single" w:color="CBD5E1" w:sz="4"/>
@@ -4228,7 +4270,7 @@
         </w:tc>
         <w:tc>
           <w:tcPr>
-            <w:tcW w:type="dxa" w:w="2007"/>
+            <w:tcW w:type="dxa" w:w="1984"/>
             <w:tcBorders>
               <w:top w:val="single" w:color="CBD5E1" w:sz="4"/>
               <w:left w:val="single" w:color="CBD5E1" w:sz="4"/>
@@ -4259,7 +4301,7 @@
         </w:tc>
         <w:tc>
           <w:tcPr>
-            <w:tcW w:type="dxa" w:w="4827"/>
+            <w:tcW w:type="dxa" w:w="4748"/>
             <w:tcBorders>
               <w:top w:val="single" w:color="CBD5E1" w:sz="4"/>
               <w:left w:val="single" w:color="CBD5E1" w:sz="4"/>
@@ -4286,7 +4328,7 @@
         </w:tc>
         <w:tc>
           <w:tcPr>
-            <w:tcW w:type="dxa" w:w="4068"/>
+            <w:tcW w:type="dxa" w:w="4185"/>
             <w:tcBorders>
               <w:top w:val="single" w:color="CBD5E1" w:sz="4"/>
               <w:left w:val="single" w:color="CBD5E1" w:sz="4"/>
@@ -4315,7 +4357,7 @@
       <w:tr>
         <w:tc>
           <w:tcPr>
-            <w:tcW w:type="dxa" w:w="2058"/>
+            <w:tcW w:type="dxa" w:w="2043"/>
             <w:tcBorders>
               <w:top w:val="single" w:color="CBD5E1" w:sz="4"/>
               <w:left w:val="single" w:color="CBD5E1" w:sz="4"/>
@@ -4344,7 +4386,7 @@
         </w:tc>
         <w:tc>
           <w:tcPr>
-            <w:tcW w:type="dxa" w:w="2007"/>
+            <w:tcW w:type="dxa" w:w="1984"/>
             <w:tcBorders>
               <w:top w:val="single" w:color="CBD5E1" w:sz="4"/>
               <w:left w:val="single" w:color="CBD5E1" w:sz="4"/>
@@ -4375,7 +4417,7 @@
         </w:tc>
         <w:tc>
           <w:tcPr>
-            <w:tcW w:type="dxa" w:w="4827"/>
+            <w:tcW w:type="dxa" w:w="4748"/>
             <w:tcBorders>
               <w:top w:val="single" w:color="CBD5E1" w:sz="4"/>
               <w:left w:val="single" w:color="CBD5E1" w:sz="4"/>
@@ -4402,7 +4444,7 @@
         </w:tc>
         <w:tc>
           <w:tcPr>
-            <w:tcW w:type="dxa" w:w="4068"/>
+            <w:tcW w:type="dxa" w:w="4185"/>
             <w:tcBorders>
               <w:top w:val="single" w:color="CBD5E1" w:sz="4"/>
               <w:left w:val="single" w:color="CBD5E1" w:sz="4"/>
@@ -4431,7 +4473,7 @@
       <w:tr>
         <w:tc>
           <w:tcPr>
-            <w:tcW w:type="dxa" w:w="2058"/>
+            <w:tcW w:type="dxa" w:w="2043"/>
             <w:tcBorders>
               <w:top w:val="single" w:color="CBD5E1" w:sz="4"/>
               <w:left w:val="single" w:color="CBD5E1" w:sz="4"/>
@@ -4460,7 +4502,7 @@
         </w:tc>
         <w:tc>
           <w:tcPr>
-            <w:tcW w:type="dxa" w:w="2007"/>
+            <w:tcW w:type="dxa" w:w="1984"/>
             <w:tcBorders>
               <w:top w:val="single" w:color="CBD5E1" w:sz="4"/>
               <w:left w:val="single" w:color="CBD5E1" w:sz="4"/>
@@ -4491,7 +4533,7 @@
         </w:tc>
         <w:tc>
           <w:tcPr>
-            <w:tcW w:type="dxa" w:w="4827"/>
+            <w:tcW w:type="dxa" w:w="4748"/>
             <w:tcBorders>
               <w:top w:val="single" w:color="CBD5E1" w:sz="4"/>
               <w:left w:val="single" w:color="CBD5E1" w:sz="4"/>
@@ -4518,7 +4560,7 @@
         </w:tc>
         <w:tc>
           <w:tcPr>
-            <w:tcW w:type="dxa" w:w="4068"/>
+            <w:tcW w:type="dxa" w:w="4185"/>
             <w:tcBorders>
               <w:top w:val="single" w:color="CBD5E1" w:sz="4"/>
               <w:left w:val="single" w:color="CBD5E1" w:sz="4"/>
@@ -4547,7 +4589,7 @@
       <w:tr>
         <w:tc>
           <w:tcPr>
-            <w:tcW w:type="dxa" w:w="2058"/>
+            <w:tcW w:type="dxa" w:w="2043"/>
             <w:tcBorders>
               <w:top w:val="single" w:color="CBD5E1" w:sz="4"/>
               <w:left w:val="single" w:color="CBD5E1" w:sz="4"/>
@@ -4576,7 +4618,7 @@
         </w:tc>
         <w:tc>
           <w:tcPr>
-            <w:tcW w:type="dxa" w:w="2007"/>
+            <w:tcW w:type="dxa" w:w="1984"/>
             <w:tcBorders>
               <w:top w:val="single" w:color="CBD5E1" w:sz="4"/>
               <w:left w:val="single" w:color="CBD5E1" w:sz="4"/>
@@ -4607,7 +4649,7 @@
         </w:tc>
         <w:tc>
           <w:tcPr>
-            <w:tcW w:type="dxa" w:w="4827"/>
+            <w:tcW w:type="dxa" w:w="4748"/>
             <w:tcBorders>
               <w:top w:val="single" w:color="CBD5E1" w:sz="4"/>
               <w:left w:val="single" w:color="CBD5E1" w:sz="4"/>
@@ -4634,7 +4676,7 @@
         </w:tc>
         <w:tc>
           <w:tcPr>
-            <w:tcW w:type="dxa" w:w="4068"/>
+            <w:tcW w:type="dxa" w:w="4185"/>
             <w:tcBorders>
               <w:top w:val="single" w:color="CBD5E1" w:sz="4"/>
               <w:left w:val="single" w:color="CBD5E1" w:sz="4"/>
@@ -4663,7 +4705,7 @@
       <w:tr>
         <w:tc>
           <w:tcPr>
-            <w:tcW w:type="dxa" w:w="2058"/>
+            <w:tcW w:type="dxa" w:w="2043"/>
             <w:tcBorders>
               <w:top w:val="single" w:color="CBD5E1" w:sz="4"/>
               <w:left w:val="single" w:color="CBD5E1" w:sz="4"/>
@@ -4692,7 +4734,7 @@
         </w:tc>
         <w:tc>
           <w:tcPr>
-            <w:tcW w:type="dxa" w:w="2007"/>
+            <w:tcW w:type="dxa" w:w="1984"/>
             <w:tcBorders>
               <w:top w:val="single" w:color="CBD5E1" w:sz="4"/>
               <w:left w:val="single" w:color="CBD5E1" w:sz="4"/>
@@ -4723,7 +4765,7 @@
         </w:tc>
         <w:tc>
           <w:tcPr>
-            <w:tcW w:type="dxa" w:w="4827"/>
+            <w:tcW w:type="dxa" w:w="4748"/>
             <w:tcBorders>
               <w:top w:val="single" w:color="CBD5E1" w:sz="4"/>
               <w:left w:val="single" w:color="CBD5E1" w:sz="4"/>
@@ -4750,7 +4792,7 @@
         </w:tc>
         <w:tc>
           <w:tcPr>
-            <w:tcW w:type="dxa" w:w="4068"/>
+            <w:tcW w:type="dxa" w:w="4185"/>
             <w:tcBorders>
               <w:top w:val="single" w:color="CBD5E1" w:sz="4"/>
               <w:left w:val="single" w:color="CBD5E1" w:sz="4"/>
@@ -4779,7 +4821,7 @@
       <w:tr>
         <w:tc>
           <w:tcPr>
-            <w:tcW w:type="dxa" w:w="2058"/>
+            <w:tcW w:type="dxa" w:w="2043"/>
             <w:tcBorders>
               <w:top w:val="single" w:color="CBD5E1" w:sz="4"/>
               <w:left w:val="single" w:color="CBD5E1" w:sz="4"/>
@@ -4808,7 +4850,7 @@
         </w:tc>
         <w:tc>
           <w:tcPr>
-            <w:tcW w:type="dxa" w:w="2007"/>
+            <w:tcW w:type="dxa" w:w="1984"/>
             <w:tcBorders>
               <w:top w:val="single" w:color="CBD5E1" w:sz="4"/>
               <w:left w:val="single" w:color="CBD5E1" w:sz="4"/>
@@ -4839,7 +4881,7 @@
         </w:tc>
         <w:tc>
           <w:tcPr>
-            <w:tcW w:type="dxa" w:w="4827"/>
+            <w:tcW w:type="dxa" w:w="4748"/>
             <w:tcBorders>
               <w:top w:val="single" w:color="CBD5E1" w:sz="4"/>
               <w:left w:val="single" w:color="CBD5E1" w:sz="4"/>
@@ -4866,7 +4908,7 @@
         </w:tc>
         <w:tc>
           <w:tcPr>
-            <w:tcW w:type="dxa" w:w="4068"/>
+            <w:tcW w:type="dxa" w:w="4185"/>
             <w:tcBorders>
               <w:top w:val="single" w:color="CBD5E1" w:sz="4"/>
               <w:left w:val="single" w:color="CBD5E1" w:sz="4"/>
@@ -4895,7 +4937,7 @@
       <w:tr>
         <w:tc>
           <w:tcPr>
-            <w:tcW w:type="dxa" w:w="2058"/>
+            <w:tcW w:type="dxa" w:w="2043"/>
             <w:tcBorders>
               <w:top w:val="single" w:color="CBD5E1" w:sz="4"/>
               <w:left w:val="single" w:color="CBD5E1" w:sz="4"/>
@@ -4924,7 +4966,7 @@
         </w:tc>
         <w:tc>
           <w:tcPr>
-            <w:tcW w:type="dxa" w:w="2007"/>
+            <w:tcW w:type="dxa" w:w="1984"/>
             <w:tcBorders>
               <w:top w:val="single" w:color="CBD5E1" w:sz="4"/>
               <w:left w:val="single" w:color="CBD5E1" w:sz="4"/>
@@ -4955,7 +4997,7 @@
         </w:tc>
         <w:tc>
           <w:tcPr>
-            <w:tcW w:type="dxa" w:w="4827"/>
+            <w:tcW w:type="dxa" w:w="4748"/>
             <w:tcBorders>
               <w:top w:val="single" w:color="CBD5E1" w:sz="4"/>
               <w:left w:val="single" w:color="CBD5E1" w:sz="4"/>
@@ -4982,7 +5024,7 @@
         </w:tc>
         <w:tc>
           <w:tcPr>
-            <w:tcW w:type="dxa" w:w="4068"/>
+            <w:tcW w:type="dxa" w:w="4185"/>
             <w:tcBorders>
               <w:top w:val="single" w:color="CBD5E1" w:sz="4"/>
               <w:left w:val="single" w:color="CBD5E1" w:sz="4"/>
@@ -5011,7 +5053,7 @@
       <w:tr>
         <w:tc>
           <w:tcPr>
-            <w:tcW w:type="dxa" w:w="2058"/>
+            <w:tcW w:type="dxa" w:w="2043"/>
             <w:tcBorders>
               <w:top w:val="single" w:color="CBD5E1" w:sz="4"/>
               <w:left w:val="single" w:color="CBD5E1" w:sz="4"/>
@@ -5040,7 +5082,7 @@
         </w:tc>
         <w:tc>
           <w:tcPr>
-            <w:tcW w:type="dxa" w:w="2007"/>
+            <w:tcW w:type="dxa" w:w="1984"/>
             <w:tcBorders>
               <w:top w:val="single" w:color="CBD5E1" w:sz="4"/>
               <w:left w:val="single" w:color="CBD5E1" w:sz="4"/>
@@ -5071,7 +5113,7 @@
         </w:tc>
         <w:tc>
           <w:tcPr>
-            <w:tcW w:type="dxa" w:w="4827"/>
+            <w:tcW w:type="dxa" w:w="4748"/>
             <w:tcBorders>
               <w:top w:val="single" w:color="CBD5E1" w:sz="4"/>
               <w:left w:val="single" w:color="CBD5E1" w:sz="4"/>
@@ -5098,7 +5140,7 @@
         </w:tc>
         <w:tc>
           <w:tcPr>
-            <w:tcW w:type="dxa" w:w="4068"/>
+            <w:tcW w:type="dxa" w:w="4185"/>
             <w:tcBorders>
               <w:top w:val="single" w:color="CBD5E1" w:sz="4"/>
               <w:left w:val="single" w:color="CBD5E1" w:sz="4"/>
@@ -5127,7 +5169,7 @@
       <w:tr>
         <w:tc>
           <w:tcPr>
-            <w:tcW w:type="dxa" w:w="2058"/>
+            <w:tcW w:type="dxa" w:w="2043"/>
             <w:tcBorders>
               <w:top w:val="single" w:color="CBD5E1" w:sz="4"/>
               <w:left w:val="single" w:color="CBD5E1" w:sz="4"/>
@@ -5156,7 +5198,7 @@
         </w:tc>
         <w:tc>
           <w:tcPr>
-            <w:tcW w:type="dxa" w:w="2007"/>
+            <w:tcW w:type="dxa" w:w="1984"/>
             <w:tcBorders>
               <w:top w:val="single" w:color="CBD5E1" w:sz="4"/>
               <w:left w:val="single" w:color="CBD5E1" w:sz="4"/>
@@ -5187,7 +5229,7 @@
         </w:tc>
         <w:tc>
           <w:tcPr>
-            <w:tcW w:type="dxa" w:w="4827"/>
+            <w:tcW w:type="dxa" w:w="4748"/>
             <w:tcBorders>
               <w:top w:val="single" w:color="CBD5E1" w:sz="4"/>
               <w:left w:val="single" w:color="CBD5E1" w:sz="4"/>
@@ -5214,7 +5256,7 @@
         </w:tc>
         <w:tc>
           <w:tcPr>
-            <w:tcW w:type="dxa" w:w="4068"/>
+            <w:tcW w:type="dxa" w:w="4185"/>
             <w:tcBorders>
               <w:top w:val="single" w:color="CBD5E1" w:sz="4"/>
               <w:left w:val="single" w:color="CBD5E1" w:sz="4"/>
@@ -5243,7 +5285,7 @@
       <w:tr>
         <w:tc>
           <w:tcPr>
-            <w:tcW w:type="dxa" w:w="2058"/>
+            <w:tcW w:type="dxa" w:w="2043"/>
             <w:tcBorders>
               <w:top w:val="single" w:color="CBD5E1" w:sz="4"/>
               <w:left w:val="single" w:color="CBD5E1" w:sz="4"/>
@@ -5272,7 +5314,7 @@
         </w:tc>
         <w:tc>
           <w:tcPr>
-            <w:tcW w:type="dxa" w:w="2007"/>
+            <w:tcW w:type="dxa" w:w="1984"/>
             <w:tcBorders>
               <w:top w:val="single" w:color="CBD5E1" w:sz="4"/>
               <w:left w:val="single" w:color="CBD5E1" w:sz="4"/>
@@ -5303,7 +5345,7 @@
         </w:tc>
         <w:tc>
           <w:tcPr>
-            <w:tcW w:type="dxa" w:w="4827"/>
+            <w:tcW w:type="dxa" w:w="4748"/>
             <w:tcBorders>
               <w:top w:val="single" w:color="CBD5E1" w:sz="4"/>
               <w:left w:val="single" w:color="CBD5E1" w:sz="4"/>
@@ -5330,7 +5372,7 @@
         </w:tc>
         <w:tc>
           <w:tcPr>
-            <w:tcW w:type="dxa" w:w="4068"/>
+            <w:tcW w:type="dxa" w:w="4185"/>
             <w:tcBorders>
               <w:top w:val="single" w:color="CBD5E1" w:sz="4"/>
               <w:left w:val="single" w:color="CBD5E1" w:sz="4"/>
@@ -5359,7 +5401,7 @@
       <w:tr>
         <w:tc>
           <w:tcPr>
-            <w:tcW w:type="dxa" w:w="2058"/>
+            <w:tcW w:type="dxa" w:w="2043"/>
             <w:tcBorders>
               <w:top w:val="single" w:color="CBD5E1" w:sz="4"/>
               <w:left w:val="single" w:color="CBD5E1" w:sz="4"/>
@@ -5388,7 +5430,7 @@
         </w:tc>
         <w:tc>
           <w:tcPr>
-            <w:tcW w:type="dxa" w:w="2007"/>
+            <w:tcW w:type="dxa" w:w="1984"/>
             <w:tcBorders>
               <w:top w:val="single" w:color="CBD5E1" w:sz="4"/>
               <w:left w:val="single" w:color="CBD5E1" w:sz="4"/>
@@ -5419,7 +5461,7 @@
         </w:tc>
         <w:tc>
           <w:tcPr>
-            <w:tcW w:type="dxa" w:w="4827"/>
+            <w:tcW w:type="dxa" w:w="4748"/>
             <w:tcBorders>
               <w:top w:val="single" w:color="CBD5E1" w:sz="4"/>
               <w:left w:val="single" w:color="CBD5E1" w:sz="4"/>
@@ -5446,7 +5488,7 @@
         </w:tc>
         <w:tc>
           <w:tcPr>
-            <w:tcW w:type="dxa" w:w="4068"/>
+            <w:tcW w:type="dxa" w:w="4185"/>
             <w:tcBorders>
               <w:top w:val="single" w:color="CBD5E1" w:sz="4"/>
               <w:left w:val="single" w:color="CBD5E1" w:sz="4"/>
@@ -5475,7 +5517,7 @@
       <w:tr>
         <w:tc>
           <w:tcPr>
-            <w:tcW w:type="dxa" w:w="2058"/>
+            <w:tcW w:type="dxa" w:w="2043"/>
             <w:tcBorders>
               <w:top w:val="single" w:color="CBD5E1" w:sz="4"/>
               <w:left w:val="single" w:color="CBD5E1" w:sz="4"/>
@@ -5504,7 +5546,7 @@
         </w:tc>
         <w:tc>
           <w:tcPr>
-            <w:tcW w:type="dxa" w:w="2007"/>
+            <w:tcW w:type="dxa" w:w="1984"/>
             <w:tcBorders>
               <w:top w:val="single" w:color="CBD5E1" w:sz="4"/>
               <w:left w:val="single" w:color="CBD5E1" w:sz="4"/>
@@ -5535,7 +5577,7 @@
         </w:tc>
         <w:tc>
           <w:tcPr>
-            <w:tcW w:type="dxa" w:w="4827"/>
+            <w:tcW w:type="dxa" w:w="4748"/>
             <w:tcBorders>
               <w:top w:val="single" w:color="CBD5E1" w:sz="4"/>
               <w:left w:val="single" w:color="CBD5E1" w:sz="4"/>
@@ -5562,7 +5604,7 @@
         </w:tc>
         <w:tc>
           <w:tcPr>
-            <w:tcW w:type="dxa" w:w="4068"/>
+            <w:tcW w:type="dxa" w:w="4185"/>
             <w:tcBorders>
               <w:top w:val="single" w:color="CBD5E1" w:sz="4"/>
               <w:left w:val="single" w:color="CBD5E1" w:sz="4"/>
@@ -5591,7 +5633,7 @@
       <w:tr>
         <w:tc>
           <w:tcPr>
-            <w:tcW w:type="dxa" w:w="2058"/>
+            <w:tcW w:type="dxa" w:w="2043"/>
             <w:tcBorders>
               <w:top w:val="single" w:color="CBD5E1" w:sz="4"/>
               <w:left w:val="single" w:color="CBD5E1" w:sz="4"/>
@@ -5620,7 +5662,7 @@
         </w:tc>
         <w:tc>
           <w:tcPr>
-            <w:tcW w:type="dxa" w:w="2007"/>
+            <w:tcW w:type="dxa" w:w="1984"/>
             <w:tcBorders>
               <w:top w:val="single" w:color="CBD5E1" w:sz="4"/>
               <w:left w:val="single" w:color="CBD5E1" w:sz="4"/>
@@ -5651,7 +5693,7 @@
         </w:tc>
         <w:tc>
           <w:tcPr>
-            <w:tcW w:type="dxa" w:w="4827"/>
+            <w:tcW w:type="dxa" w:w="4748"/>
             <w:tcBorders>
               <w:top w:val="single" w:color="CBD5E1" w:sz="4"/>
               <w:left w:val="single" w:color="CBD5E1" w:sz="4"/>
@@ -5678,7 +5720,7 @@
         </w:tc>
         <w:tc>
           <w:tcPr>
-            <w:tcW w:type="dxa" w:w="4068"/>
+            <w:tcW w:type="dxa" w:w="4185"/>
             <w:tcBorders>
               <w:top w:val="single" w:color="CBD5E1" w:sz="4"/>
               <w:left w:val="single" w:color="CBD5E1" w:sz="4"/>
@@ -5707,7 +5749,7 @@
       <w:tr>
         <w:tc>
           <w:tcPr>
-            <w:tcW w:type="dxa" w:w="2058"/>
+            <w:tcW w:type="dxa" w:w="2043"/>
             <w:tcBorders>
               <w:top w:val="single" w:color="CBD5E1" w:sz="4"/>
               <w:left w:val="single" w:color="CBD5E1" w:sz="4"/>
@@ -5736,7 +5778,7 @@
         </w:tc>
         <w:tc>
           <w:tcPr>
-            <w:tcW w:type="dxa" w:w="2007"/>
+            <w:tcW w:type="dxa" w:w="1984"/>
             <w:tcBorders>
               <w:top w:val="single" w:color="CBD5E1" w:sz="4"/>
               <w:left w:val="single" w:color="CBD5E1" w:sz="4"/>
@@ -5767,7 +5809,7 @@
         </w:tc>
         <w:tc>
           <w:tcPr>
-            <w:tcW w:type="dxa" w:w="4827"/>
+            <w:tcW w:type="dxa" w:w="4748"/>
             <w:tcBorders>
               <w:top w:val="single" w:color="CBD5E1" w:sz="4"/>
               <w:left w:val="single" w:color="CBD5E1" w:sz="4"/>
@@ -5794,7 +5836,7 @@
         </w:tc>
         <w:tc>
           <w:tcPr>
-            <w:tcW w:type="dxa" w:w="4068"/>
+            <w:tcW w:type="dxa" w:w="4185"/>
             <w:tcBorders>
               <w:top w:val="single" w:color="CBD5E1" w:sz="4"/>
               <w:left w:val="single" w:color="CBD5E1" w:sz="4"/>
@@ -5823,7 +5865,7 @@
       <w:tr>
         <w:tc>
           <w:tcPr>
-            <w:tcW w:type="dxa" w:w="2058"/>
+            <w:tcW w:type="dxa" w:w="2043"/>
             <w:tcBorders>
               <w:top w:val="single" w:color="CBD5E1" w:sz="4"/>
               <w:left w:val="single" w:color="CBD5E1" w:sz="4"/>
@@ -5852,7 +5894,7 @@
         </w:tc>
         <w:tc>
           <w:tcPr>
-            <w:tcW w:type="dxa" w:w="2007"/>
+            <w:tcW w:type="dxa" w:w="1984"/>
             <w:tcBorders>
               <w:top w:val="single" w:color="CBD5E1" w:sz="4"/>
               <w:left w:val="single" w:color="CBD5E1" w:sz="4"/>
@@ -5883,7 +5925,7 @@
         </w:tc>
         <w:tc>
           <w:tcPr>
-            <w:tcW w:type="dxa" w:w="4827"/>
+            <w:tcW w:type="dxa" w:w="4748"/>
             <w:tcBorders>
               <w:top w:val="single" w:color="CBD5E1" w:sz="4"/>
               <w:left w:val="single" w:color="CBD5E1" w:sz="4"/>
@@ -5910,7 +5952,7 @@
         </w:tc>
         <w:tc>
           <w:tcPr>
-            <w:tcW w:type="dxa" w:w="4068"/>
+            <w:tcW w:type="dxa" w:w="4185"/>
             <w:tcBorders>
               <w:top w:val="single" w:color="CBD5E1" w:sz="4"/>
               <w:left w:val="single" w:color="CBD5E1" w:sz="4"/>
@@ -5939,7 +5981,7 @@
       <w:tr>
         <w:tc>
           <w:tcPr>
-            <w:tcW w:type="dxa" w:w="2058"/>
+            <w:tcW w:type="dxa" w:w="2043"/>
             <w:tcBorders>
               <w:top w:val="single" w:color="CBD5E1" w:sz="4"/>
               <w:left w:val="single" w:color="CBD5E1" w:sz="4"/>
@@ -5968,7 +6010,7 @@
         </w:tc>
         <w:tc>
           <w:tcPr>
-            <w:tcW w:type="dxa" w:w="2007"/>
+            <w:tcW w:type="dxa" w:w="1984"/>
             <w:tcBorders>
               <w:top w:val="single" w:color="CBD5E1" w:sz="4"/>
               <w:left w:val="single" w:color="CBD5E1" w:sz="4"/>
@@ -5999,7 +6041,7 @@
         </w:tc>
         <w:tc>
           <w:tcPr>
-            <w:tcW w:type="dxa" w:w="4827"/>
+            <w:tcW w:type="dxa" w:w="4748"/>
             <w:tcBorders>
               <w:top w:val="single" w:color="CBD5E1" w:sz="4"/>
               <w:left w:val="single" w:color="CBD5E1" w:sz="4"/>
@@ -6026,7 +6068,7 @@
         </w:tc>
         <w:tc>
           <w:tcPr>
-            <w:tcW w:type="dxa" w:w="4068"/>
+            <w:tcW w:type="dxa" w:w="4185"/>
             <w:tcBorders>
               <w:top w:val="single" w:color="CBD5E1" w:sz="4"/>
               <w:left w:val="single" w:color="CBD5E1" w:sz="4"/>
@@ -6055,7 +6097,7 @@
       <w:tr>
         <w:tc>
           <w:tcPr>
-            <w:tcW w:type="dxa" w:w="2058"/>
+            <w:tcW w:type="dxa" w:w="2043"/>
             <w:tcBorders>
               <w:top w:val="single" w:color="CBD5E1" w:sz="4"/>
               <w:left w:val="single" w:color="CBD5E1" w:sz="4"/>
@@ -6084,7 +6126,7 @@
         </w:tc>
         <w:tc>
           <w:tcPr>
-            <w:tcW w:type="dxa" w:w="2007"/>
+            <w:tcW w:type="dxa" w:w="1984"/>
             <w:tcBorders>
               <w:top w:val="single" w:color="CBD5E1" w:sz="4"/>
               <w:left w:val="single" w:color="CBD5E1" w:sz="4"/>
@@ -6115,7 +6157,7 @@
         </w:tc>
         <w:tc>
           <w:tcPr>
-            <w:tcW w:type="dxa" w:w="4827"/>
+            <w:tcW w:type="dxa" w:w="4748"/>
             <w:tcBorders>
               <w:top w:val="single" w:color="CBD5E1" w:sz="4"/>
               <w:left w:val="single" w:color="CBD5E1" w:sz="4"/>
@@ -6142,7 +6184,7 @@
         </w:tc>
         <w:tc>
           <w:tcPr>
-            <w:tcW w:type="dxa" w:w="4068"/>
+            <w:tcW w:type="dxa" w:w="4185"/>
             <w:tcBorders>
               <w:top w:val="single" w:color="CBD5E1" w:sz="4"/>
               <w:left w:val="single" w:color="CBD5E1" w:sz="4"/>
@@ -6171,7 +6213,7 @@
       <w:tr>
         <w:tc>
           <w:tcPr>
-            <w:tcW w:type="dxa" w:w="2058"/>
+            <w:tcW w:type="dxa" w:w="2043"/>
             <w:tcBorders>
               <w:top w:val="single" w:color="CBD5E1" w:sz="4"/>
               <w:left w:val="single" w:color="CBD5E1" w:sz="4"/>
@@ -6200,7 +6242,7 @@
         </w:tc>
         <w:tc>
           <w:tcPr>
-            <w:tcW w:type="dxa" w:w="2007"/>
+            <w:tcW w:type="dxa" w:w="1984"/>
             <w:tcBorders>
               <w:top w:val="single" w:color="CBD5E1" w:sz="4"/>
               <w:left w:val="single" w:color="CBD5E1" w:sz="4"/>
@@ -6231,7 +6273,7 @@
         </w:tc>
         <w:tc>
           <w:tcPr>
-            <w:tcW w:type="dxa" w:w="4827"/>
+            <w:tcW w:type="dxa" w:w="4748"/>
             <w:tcBorders>
               <w:top w:val="single" w:color="CBD5E1" w:sz="4"/>
               <w:left w:val="single" w:color="CBD5E1" w:sz="4"/>
@@ -6258,7 +6300,7 @@
         </w:tc>
         <w:tc>
           <w:tcPr>
-            <w:tcW w:type="dxa" w:w="4068"/>
+            <w:tcW w:type="dxa" w:w="4185"/>
             <w:tcBorders>
               <w:top w:val="single" w:color="CBD5E1" w:sz="4"/>
               <w:left w:val="single" w:color="CBD5E1" w:sz="4"/>
@@ -6287,7 +6329,7 @@
       <w:tr>
         <w:tc>
           <w:tcPr>
-            <w:tcW w:type="dxa" w:w="2058"/>
+            <w:tcW w:type="dxa" w:w="2043"/>
             <w:tcBorders>
               <w:top w:val="single" w:color="CBD5E1" w:sz="4"/>
               <w:left w:val="single" w:color="CBD5E1" w:sz="4"/>
@@ -6316,7 +6358,7 @@
         </w:tc>
         <w:tc>
           <w:tcPr>
-            <w:tcW w:type="dxa" w:w="2007"/>
+            <w:tcW w:type="dxa" w:w="1984"/>
             <w:tcBorders>
               <w:top w:val="single" w:color="CBD5E1" w:sz="4"/>
               <w:left w:val="single" w:color="CBD5E1" w:sz="4"/>
@@ -6347,7 +6389,7 @@
         </w:tc>
         <w:tc>
           <w:tcPr>
-            <w:tcW w:type="dxa" w:w="4827"/>
+            <w:tcW w:type="dxa" w:w="4748"/>
             <w:tcBorders>
               <w:top w:val="single" w:color="CBD5E1" w:sz="4"/>
               <w:left w:val="single" w:color="CBD5E1" w:sz="4"/>
@@ -6374,7 +6416,7 @@
         </w:tc>
         <w:tc>
           <w:tcPr>
-            <w:tcW w:type="dxa" w:w="4068"/>
+            <w:tcW w:type="dxa" w:w="4185"/>
             <w:tcBorders>
               <w:top w:val="single" w:color="CBD5E1" w:sz="4"/>
               <w:left w:val="single" w:color="CBD5E1" w:sz="4"/>
@@ -6403,7 +6445,7 @@
       <w:tr>
         <w:tc>
           <w:tcPr>
-            <w:tcW w:type="dxa" w:w="2058"/>
+            <w:tcW w:type="dxa" w:w="2043"/>
             <w:tcBorders>
               <w:top w:val="single" w:color="CBD5E1" w:sz="4"/>
               <w:left w:val="single" w:color="CBD5E1" w:sz="4"/>
@@ -6432,7 +6474,7 @@
         </w:tc>
         <w:tc>
           <w:tcPr>
-            <w:tcW w:type="dxa" w:w="2007"/>
+            <w:tcW w:type="dxa" w:w="1984"/>
             <w:tcBorders>
               <w:top w:val="single" w:color="CBD5E1" w:sz="4"/>
               <w:left w:val="single" w:color="CBD5E1" w:sz="4"/>
@@ -6463,7 +6505,7 @@
         </w:tc>
         <w:tc>
           <w:tcPr>
-            <w:tcW w:type="dxa" w:w="4827"/>
+            <w:tcW w:type="dxa" w:w="4748"/>
             <w:tcBorders>
               <w:top w:val="single" w:color="CBD5E1" w:sz="4"/>
               <w:left w:val="single" w:color="CBD5E1" w:sz="4"/>
@@ -6490,7 +6532,7 @@
         </w:tc>
         <w:tc>
           <w:tcPr>
-            <w:tcW w:type="dxa" w:w="4068"/>
+            <w:tcW w:type="dxa" w:w="4185"/>
             <w:tcBorders>
               <w:top w:val="single" w:color="CBD5E1" w:sz="4"/>
               <w:left w:val="single" w:color="CBD5E1" w:sz="4"/>
@@ -6519,7 +6561,7 @@
       <w:tr>
         <w:tc>
           <w:tcPr>
-            <w:tcW w:type="dxa" w:w="2058"/>
+            <w:tcW w:type="dxa" w:w="2043"/>
             <w:tcBorders>
               <w:top w:val="single" w:color="CBD5E1" w:sz="4"/>
               <w:left w:val="single" w:color="CBD5E1" w:sz="4"/>
@@ -6548,7 +6590,7 @@
         </w:tc>
         <w:tc>
           <w:tcPr>
-            <w:tcW w:type="dxa" w:w="2007"/>
+            <w:tcW w:type="dxa" w:w="1984"/>
             <w:tcBorders>
               <w:top w:val="single" w:color="CBD5E1" w:sz="4"/>
               <w:left w:val="single" w:color="CBD5E1" w:sz="4"/>
@@ -6579,7 +6621,7 @@
         </w:tc>
         <w:tc>
           <w:tcPr>
-            <w:tcW w:type="dxa" w:w="4827"/>
+            <w:tcW w:type="dxa" w:w="4748"/>
             <w:tcBorders>
               <w:top w:val="single" w:color="CBD5E1" w:sz="4"/>
               <w:left w:val="single" w:color="CBD5E1" w:sz="4"/>
@@ -6606,7 +6648,7 @@
         </w:tc>
         <w:tc>
           <w:tcPr>
-            <w:tcW w:type="dxa" w:w="4068"/>
+            <w:tcW w:type="dxa" w:w="4185"/>
             <w:tcBorders>
               <w:top w:val="single" w:color="CBD5E1" w:sz="4"/>
               <w:left w:val="single" w:color="CBD5E1" w:sz="4"/>
@@ -6635,7 +6677,7 @@
       <w:tr>
         <w:tc>
           <w:tcPr>
-            <w:tcW w:type="dxa" w:w="2058"/>
+            <w:tcW w:type="dxa" w:w="2043"/>
             <w:tcBorders>
               <w:top w:val="single" w:color="CBD5E1" w:sz="4"/>
               <w:left w:val="single" w:color="CBD5E1" w:sz="4"/>
@@ -6664,7 +6706,7 @@
         </w:tc>
         <w:tc>
           <w:tcPr>
-            <w:tcW w:type="dxa" w:w="2007"/>
+            <w:tcW w:type="dxa" w:w="1984"/>
             <w:tcBorders>
               <w:top w:val="single" w:color="CBD5E1" w:sz="4"/>
               <w:left w:val="single" w:color="CBD5E1" w:sz="4"/>
@@ -6695,7 +6737,7 @@
         </w:tc>
         <w:tc>
           <w:tcPr>
-            <w:tcW w:type="dxa" w:w="4827"/>
+            <w:tcW w:type="dxa" w:w="4748"/>
             <w:tcBorders>
               <w:top w:val="single" w:color="CBD5E1" w:sz="4"/>
               <w:left w:val="single" w:color="CBD5E1" w:sz="4"/>
@@ -6722,7 +6764,7 @@
         </w:tc>
         <w:tc>
           <w:tcPr>
-            <w:tcW w:type="dxa" w:w="4068"/>
+            <w:tcW w:type="dxa" w:w="4185"/>
             <w:tcBorders>
               <w:top w:val="single" w:color="CBD5E1" w:sz="4"/>
               <w:left w:val="single" w:color="CBD5E1" w:sz="4"/>
@@ -6751,7 +6793,7 @@
       <w:tr>
         <w:tc>
           <w:tcPr>
-            <w:tcW w:type="dxa" w:w="2058"/>
+            <w:tcW w:type="dxa" w:w="2043"/>
             <w:tcBorders>
               <w:top w:val="single" w:color="CBD5E1" w:sz="4"/>
               <w:left w:val="single" w:color="CBD5E1" w:sz="4"/>
@@ -6780,7 +6822,7 @@
         </w:tc>
         <w:tc>
           <w:tcPr>
-            <w:tcW w:type="dxa" w:w="2007"/>
+            <w:tcW w:type="dxa" w:w="1984"/>
             <w:tcBorders>
               <w:top w:val="single" w:color="CBD5E1" w:sz="4"/>
               <w:left w:val="single" w:color="CBD5E1" w:sz="4"/>
@@ -6811,7 +6853,7 @@
         </w:tc>
         <w:tc>
           <w:tcPr>
-            <w:tcW w:type="dxa" w:w="4827"/>
+            <w:tcW w:type="dxa" w:w="4748"/>
             <w:tcBorders>
               <w:top w:val="single" w:color="CBD5E1" w:sz="4"/>
               <w:left w:val="single" w:color="CBD5E1" w:sz="4"/>
@@ -6838,7 +6880,7 @@
         </w:tc>
         <w:tc>
           <w:tcPr>
-            <w:tcW w:type="dxa" w:w="4068"/>
+            <w:tcW w:type="dxa" w:w="4185"/>
             <w:tcBorders>
               <w:top w:val="single" w:color="CBD5E1" w:sz="4"/>
               <w:left w:val="single" w:color="CBD5E1" w:sz="4"/>
@@ -6867,7 +6909,7 @@
       <w:tr>
         <w:tc>
           <w:tcPr>
-            <w:tcW w:type="dxa" w:w="2058"/>
+            <w:tcW w:type="dxa" w:w="2043"/>
             <w:tcBorders>
               <w:top w:val="single" w:color="CBD5E1" w:sz="4"/>
               <w:left w:val="single" w:color="CBD5E1" w:sz="4"/>
@@ -6896,7 +6938,7 @@
         </w:tc>
         <w:tc>
           <w:tcPr>
-            <w:tcW w:type="dxa" w:w="2007"/>
+            <w:tcW w:type="dxa" w:w="1984"/>
             <w:tcBorders>
               <w:top w:val="single" w:color="CBD5E1" w:sz="4"/>
               <w:left w:val="single" w:color="CBD5E1" w:sz="4"/>
@@ -6927,7 +6969,7 @@
         </w:tc>
         <w:tc>
           <w:tcPr>
-            <w:tcW w:type="dxa" w:w="4827"/>
+            <w:tcW w:type="dxa" w:w="4748"/>
             <w:tcBorders>
               <w:top w:val="single" w:color="CBD5E1" w:sz="4"/>
               <w:left w:val="single" w:color="CBD5E1" w:sz="4"/>
@@ -6954,7 +6996,7 @@
         </w:tc>
         <w:tc>
           <w:tcPr>
-            <w:tcW w:type="dxa" w:w="4068"/>
+            <w:tcW w:type="dxa" w:w="4185"/>
             <w:tcBorders>
               <w:top w:val="single" w:color="CBD5E1" w:sz="4"/>
               <w:left w:val="single" w:color="CBD5E1" w:sz="4"/>
@@ -6983,7 +7025,7 @@
       <w:tr>
         <w:tc>
           <w:tcPr>
-            <w:tcW w:type="dxa" w:w="2058"/>
+            <w:tcW w:type="dxa" w:w="2043"/>
             <w:tcBorders>
               <w:top w:val="single" w:color="CBD5E1" w:sz="4"/>
               <w:left w:val="single" w:color="CBD5E1" w:sz="4"/>
@@ -7012,7 +7054,7 @@
         </w:tc>
         <w:tc>
           <w:tcPr>
-            <w:tcW w:type="dxa" w:w="2007"/>
+            <w:tcW w:type="dxa" w:w="1984"/>
             <w:tcBorders>
               <w:top w:val="single" w:color="CBD5E1" w:sz="4"/>
               <w:left w:val="single" w:color="CBD5E1" w:sz="4"/>
@@ -7043,7 +7085,7 @@
         </w:tc>
         <w:tc>
           <w:tcPr>
-            <w:tcW w:type="dxa" w:w="4827"/>
+            <w:tcW w:type="dxa" w:w="4748"/>
             <w:tcBorders>
               <w:top w:val="single" w:color="CBD5E1" w:sz="4"/>
               <w:left w:val="single" w:color="CBD5E1" w:sz="4"/>
@@ -7070,7 +7112,7 @@
         </w:tc>
         <w:tc>
           <w:tcPr>
-            <w:tcW w:type="dxa" w:w="4068"/>
+            <w:tcW w:type="dxa" w:w="4185"/>
             <w:tcBorders>
               <w:top w:val="single" w:color="CBD5E1" w:sz="4"/>
               <w:left w:val="single" w:color="CBD5E1" w:sz="4"/>
@@ -7099,7 +7141,7 @@
       <w:tr>
         <w:tc>
           <w:tcPr>
-            <w:tcW w:type="dxa" w:w="2058"/>
+            <w:tcW w:type="dxa" w:w="2043"/>
             <w:tcBorders>
               <w:top w:val="single" w:color="CBD5E1" w:sz="4"/>
               <w:left w:val="single" w:color="CBD5E1" w:sz="4"/>
@@ -7128,7 +7170,7 @@
         </w:tc>
         <w:tc>
           <w:tcPr>
-            <w:tcW w:type="dxa" w:w="2007"/>
+            <w:tcW w:type="dxa" w:w="1984"/>
             <w:tcBorders>
               <w:top w:val="single" w:color="CBD5E1" w:sz="4"/>
               <w:left w:val="single" w:color="CBD5E1" w:sz="4"/>
@@ -7159,7 +7201,7 @@
         </w:tc>
         <w:tc>
           <w:tcPr>
-            <w:tcW w:type="dxa" w:w="4827"/>
+            <w:tcW w:type="dxa" w:w="4748"/>
             <w:tcBorders>
               <w:top w:val="single" w:color="CBD5E1" w:sz="4"/>
               <w:left w:val="single" w:color="CBD5E1" w:sz="4"/>
@@ -7186,7 +7228,7 @@
         </w:tc>
         <w:tc>
           <w:tcPr>
-            <w:tcW w:type="dxa" w:w="4068"/>
+            <w:tcW w:type="dxa" w:w="4185"/>
             <w:tcBorders>
               <w:top w:val="single" w:color="CBD5E1" w:sz="4"/>
               <w:left w:val="single" w:color="CBD5E1" w:sz="4"/>
@@ -7215,7 +7257,7 @@
       <w:tr>
         <w:tc>
           <w:tcPr>
-            <w:tcW w:type="dxa" w:w="2058"/>
+            <w:tcW w:type="dxa" w:w="2043"/>
             <w:tcBorders>
               <w:top w:val="single" w:color="CBD5E1" w:sz="4"/>
               <w:left w:val="single" w:color="CBD5E1" w:sz="4"/>
@@ -7244,7 +7286,7 @@
         </w:tc>
         <w:tc>
           <w:tcPr>
-            <w:tcW w:type="dxa" w:w="2007"/>
+            <w:tcW w:type="dxa" w:w="1984"/>
             <w:tcBorders>
               <w:top w:val="single" w:color="CBD5E1" w:sz="4"/>
               <w:left w:val="single" w:color="CBD5E1" w:sz="4"/>
@@ -7275,7 +7317,7 @@
         </w:tc>
         <w:tc>
           <w:tcPr>
-            <w:tcW w:type="dxa" w:w="4827"/>
+            <w:tcW w:type="dxa" w:w="4748"/>
             <w:tcBorders>
               <w:top w:val="single" w:color="CBD5E1" w:sz="4"/>
               <w:left w:val="single" w:color="CBD5E1" w:sz="4"/>
@@ -7302,7 +7344,7 @@
         </w:tc>
         <w:tc>
           <w:tcPr>
-            <w:tcW w:type="dxa" w:w="4068"/>
+            <w:tcW w:type="dxa" w:w="4185"/>
             <w:tcBorders>
               <w:top w:val="single" w:color="CBD5E1" w:sz="4"/>
               <w:left w:val="single" w:color="CBD5E1" w:sz="4"/>
@@ -7331,7 +7373,7 @@
       <w:tr>
         <w:tc>
           <w:tcPr>
-            <w:tcW w:type="dxa" w:w="2058"/>
+            <w:tcW w:type="dxa" w:w="2043"/>
             <w:tcBorders>
               <w:top w:val="single" w:color="CBD5E1" w:sz="4"/>
               <w:left w:val="single" w:color="CBD5E1" w:sz="4"/>
@@ -7360,7 +7402,7 @@
         </w:tc>
         <w:tc>
           <w:tcPr>
-            <w:tcW w:type="dxa" w:w="2007"/>
+            <w:tcW w:type="dxa" w:w="1984"/>
             <w:tcBorders>
               <w:top w:val="single" w:color="CBD5E1" w:sz="4"/>
               <w:left w:val="single" w:color="CBD5E1" w:sz="4"/>
@@ -7391,7 +7433,7 @@
         </w:tc>
         <w:tc>
           <w:tcPr>
-            <w:tcW w:type="dxa" w:w="4827"/>
+            <w:tcW w:type="dxa" w:w="4748"/>
             <w:tcBorders>
               <w:top w:val="single" w:color="CBD5E1" w:sz="4"/>
               <w:left w:val="single" w:color="CBD5E1" w:sz="4"/>
@@ -7418,7 +7460,7 @@
         </w:tc>
         <w:tc>
           <w:tcPr>
-            <w:tcW w:type="dxa" w:w="4068"/>
+            <w:tcW w:type="dxa" w:w="4185"/>
             <w:tcBorders>
               <w:top w:val="single" w:color="CBD5E1" w:sz="4"/>
               <w:left w:val="single" w:color="CBD5E1" w:sz="4"/>
@@ -7447,7 +7489,7 @@
       <w:tr>
         <w:tc>
           <w:tcPr>
-            <w:tcW w:type="dxa" w:w="2058"/>
+            <w:tcW w:type="dxa" w:w="2043"/>
             <w:tcBorders>
               <w:top w:val="single" w:color="CBD5E1" w:sz="4"/>
               <w:left w:val="single" w:color="CBD5E1" w:sz="4"/>
@@ -7478,7 +7520,7 @@
         </w:tc>
         <w:tc>
           <w:tcPr>
-            <w:tcW w:type="dxa" w:w="2007"/>
+            <w:tcW w:type="dxa" w:w="1984"/>
             <w:tcBorders>
               <w:top w:val="single" w:color="CBD5E1" w:sz="4"/>
               <w:left w:val="single" w:color="CBD5E1" w:sz="4"/>
@@ -7505,7 +7547,7 @@
         </w:tc>
         <w:tc>
           <w:tcPr>
-            <w:tcW w:type="dxa" w:w="4827"/>
+            <w:tcW w:type="dxa" w:w="4748"/>
             <w:tcBorders>
               <w:top w:val="single" w:color="CBD5E1" w:sz="4"/>
               <w:left w:val="single" w:color="CBD5E1" w:sz="4"/>
@@ -7532,7 +7574,7 @@
         </w:tc>
         <w:tc>
           <w:tcPr>
-            <w:tcW w:type="dxa" w:w="4068"/>
+            <w:tcW w:type="dxa" w:w="4185"/>
             <w:tcBorders>
               <w:top w:val="single" w:color="CBD5E1" w:sz="4"/>
               <w:left w:val="single" w:color="CBD5E1" w:sz="4"/>
@@ -10390,9 +10432,21 @@
         <w:t xml:space="preserve">Observaciones:</w:t>
       </w:r>
       <w:r>
-        <w:t xml:space="preserve"> no existe pantalla de Mi cuenta (BUG</w:t>
+        <w:t xml:space="preserve"> pantalla </w:t>
+      </w:r>
+      <w:r>
+        <w:rPr>
+          <w:rFonts w:ascii="Consolas" w:cs="Consolas" w:eastAsia="Consolas" w:hAnsi="Consolas"/>
+          <w:sz w:val="19"/>
+          <w:szCs w:val="19"/>
+          <w:shd w:fill="F1F5F9" w:color="auto" w:val="clear"/>
+        </w:rPr>
+        <w:t xml:space="preserve">mi-cuenta.html</w:t>
+      </w:r>
+      <w:r>
+        <w:t xml:space="preserve"> desde el 2026-10-16; la prueba de interfaz carga el perfil y guarda la dirección de entrega (BUG</w:t>
         <w:noBreakHyphen/>
-        <w:t xml:space="preserve">004).</w:t>
+        <w:t xml:space="preserve">004 corregido).</w:t>
       </w:r>
     </w:p>
     <w:p>
@@ -10559,9 +10613,19 @@
         <w:t xml:space="preserve">Observaciones:</w:t>
       </w:r>
       <w:r>
-        <w:t xml:space="preserve"> sin pantalla (BUG</w:t>
-        <w:noBreakHyphen/>
-        <w:t xml:space="preserve">004).</w:t>
+        <w:t xml:space="preserve"> el formulario existe en </w:t>
+      </w:r>
+      <w:r>
+        <w:rPr>
+          <w:rFonts w:ascii="Consolas" w:cs="Consolas" w:eastAsia="Consolas" w:hAnsi="Consolas"/>
+          <w:sz w:val="19"/>
+          <w:szCs w:val="19"/>
+          <w:shd w:fill="F1F5F9" w:color="auto" w:val="clear"/>
+        </w:rPr>
+        <w:t xml:space="preserve">mi-cuenta.html</w:t>
+      </w:r>
+      <w:r>
+        <w:t xml:space="preserve"> desde el 2026-10-16, pero el recorrido con el código de correo no está en la prueba de interfaz.</w:t>
       </w:r>
     </w:p>
     <w:p>
@@ -10895,7 +10959,31 @@
         <w:noBreakHyphen/>
         <w:t xml:space="preserve">004 y BUG</w:t>
         <w:noBreakHyphen/>
-        <w:t xml:space="preserve">005 (sin pantallas).</w:t>
+        <w:t xml:space="preserve">005 corregidos: la prueba de interfaz envía una solicitud desde </w:t>
+      </w:r>
+      <w:r>
+        <w:rPr>
+          <w:rFonts w:ascii="Consolas" w:cs="Consolas" w:eastAsia="Consolas" w:hAnsi="Consolas"/>
+          <w:sz w:val="19"/>
+          <w:szCs w:val="19"/>
+          <w:shd w:fill="F1F5F9" w:color="auto" w:val="clear"/>
+        </w:rPr>
+        <w:t xml:space="preserve">mi-cuenta.html</w:t>
+      </w:r>
+      <w:r>
+        <w:t xml:space="preserve"> y la aprueba en </w:t>
+      </w:r>
+      <w:r>
+        <w:rPr>
+          <w:rFonts w:ascii="Consolas" w:cs="Consolas" w:eastAsia="Consolas" w:hAnsi="Consolas"/>
+          <w:sz w:val="19"/>
+          <w:szCs w:val="19"/>
+          <w:shd w:fill="F1F5F9" w:color="auto" w:val="clear"/>
+        </w:rPr>
+        <w:t xml:space="preserve">admin-contacto.html</w:t>
+      </w:r>
+      <w:r>
+        <w:t xml:space="preserve">.</w:t>
       </w:r>
     </w:p>
     <w:p>
@@ -18114,7 +18202,7 @@
       <w:r>
         <w:t xml:space="preserve">4. Casos de seguridad (resumen; detalle en </w:t>
       </w:r>
-      <w:hyperlink w:history="1" r:id="rIdbhfuqfvsvfsdk4bur3zb8">
+      <w:hyperlink w:history="1" r:id="rIdexrify_cuw3blxh0tumj0">
         <w:r>
           <w:rPr>
             <w:color w:val="1D4ED8"/>
@@ -20185,7 +20273,7 @@
         </w:numPr>
         <w:spacing w:after="40"/>
       </w:pPr>
-      <w:hyperlink w:history="1" r:id="rId2cglckzlahboua4zzmwsn">
+      <w:hyperlink w:history="1" r:id="rIdbnrhvqb3pa1y4-vkhpv5d">
         <w:r>
           <w:rPr>
             <w:color w:val="1D4ED8"/>
@@ -20197,7 +20285,7 @@
       <w:r>
         <w:t xml:space="preserve"> · </w:t>
       </w:r>
-      <w:hyperlink w:history="1" r:id="rIdbhkbjkxoehvifveey0yd3">
+      <w:hyperlink w:history="1" r:id="rId5mzssuist9xnqjbkq3zee">
         <w:r>
           <w:rPr>
             <w:color w:val="1D4ED8"/>
@@ -20209,7 +20297,7 @@
       <w:r>
         <w:t xml:space="preserve"> · </w:t>
       </w:r>
-      <w:hyperlink w:history="1" r:id="rIdv560lgxraj6ub3nuamflk">
+      <w:hyperlink w:history="1" r:id="rIdiqa7bjzesl_m4kqeyd9tf">
         <w:r>
           <w:rPr>
             <w:color w:val="1D4ED8"/>
@@ -20228,7 +20316,7 @@
         </w:numPr>
         <w:spacing w:after="40"/>
       </w:pPr>
-      <w:hyperlink w:history="1" r:id="rId2o3_--qtb9wq59v_oikac">
+      <w:hyperlink w:history="1" r:id="rIdoxn8wzvjie_uwm1r5n89f">
         <w:r>
           <w:rPr>
             <w:rFonts w:ascii="Consolas" w:cs="Consolas" w:eastAsia="Consolas" w:hAnsi="Consolas"/>
@@ -20254,7 +20342,7 @@
       <w:r>
         <w:t xml:space="preserve">Pruebas: </w:t>
       </w:r>
-      <w:hyperlink w:history="1" r:id="rIdmpkft7retco80b1-nazey">
+      <w:hyperlink w:history="1" r:id="rIdczxz3wivxd7tbk79grsek">
         <w:r>
           <w:rPr>
             <w:rFonts w:ascii="Consolas" w:cs="Consolas" w:eastAsia="Consolas" w:hAnsi="Consolas"/>
